--- a/DSA_25BAD016.docx
+++ b/DSA_25BAD016.docx
@@ -1,6 +1,6 @@
 
 <file path=word/document.xml><?xml version="1.0" encoding="utf-8"?>
-<w:document xmlns:wpc="http://schemas.microsoft.com/office/word/2010/wordprocessingCanvas" xmlns:cx="http://schemas.microsoft.com/office/drawing/2014/chartex" xmlns:cx1="http://schemas.microsoft.com/office/drawing/2015/9/8/chartex" xmlns:cx2="http://schemas.microsoft.com/office/drawing/2015/10/21/chartex" xmlns:cx3="http://schemas.microsoft.com/office/drawing/2016/5/9/chartex" xmlns:cx4="http://schemas.microsoft.com/office/drawing/2016/5/10/chartex" xmlns:cx5="http://schemas.microsoft.com/office/drawing/2016/5/11/chartex" xmlns:cx6="http://schemas.microsoft.com/office/drawing/2016/5/12/chartex" xmlns:cx7="http://schemas.microsoft.com/office/drawing/2016/5/13/chartex" xmlns:cx8="http://schemas.microsoft.com/office/drawing/2016/5/14/chartex" xmlns:mc="http://schemas.openxmlformats.org/markup-compatibility/2006" xmlns:aink="http://schemas.microsoft.com/office/drawing/2016/ink" xmlns:am3d="http://schemas.microsoft.com/office/drawing/2017/model3d" xmlns:o="urn:schemas-microsoft-com:office:office" xmlns:r="http://schemas.openxmlformats.org/officeDocument/2006/relationships" xmlns:m="http://schemas.openxmlformats.org/officeDocument/2006/math" xmlns:v="urn:schemas-microsoft-com:vml" xmlns:wp14="http://schemas.microsoft.com/office/word/2010/wordprocessingDrawing" xmlns:wp="http://schemas.openxmlformats.org/drawingml/2006/wordprocessingDrawing" xmlns:w10="urn:schemas-microsoft-com:office:word" xmlns:w="http://schemas.openxmlformats.org/wordprocessingml/2006/main" xmlns:w14="http://schemas.microsoft.com/office/word/2010/wordml" xmlns:w15="http://schemas.microsoft.com/office/word/2012/wordml" xmlns:w16cex="http://schemas.microsoft.com/office/word/2018/wordml/cex" xmlns:w16cid="http://schemas.microsoft.com/office/word/2016/wordml/cid" xmlns:w16="http://schemas.microsoft.com/office/word/2018/wordml" xmlns:w16sdtdh="http://schemas.microsoft.com/office/word/2020/wordml/sdtdatahash" xmlns:w16se="http://schemas.microsoft.com/office/word/2015/wordml/symex" xmlns:wpg="http://schemas.microsoft.com/office/word/2010/wordprocessingGroup" xmlns:wpi="http://schemas.microsoft.com/office/word/2010/wordprocessingInk" xmlns:wne="http://schemas.microsoft.com/office/word/2006/wordml" xmlns:wps="http://schemas.microsoft.com/office/word/2010/wordprocessingShape" mc:Ignorable="w14 w15 w16se w16cid w16 w16cex w16sdtdh wp14">
+<w:document xmlns:wpc="http://schemas.microsoft.com/office/word/2010/wordprocessingCanvas" xmlns:cx="http://schemas.microsoft.com/office/drawing/2014/chartex" xmlns:cx1="http://schemas.microsoft.com/office/drawing/2015/9/8/chartex" xmlns:cx2="http://schemas.microsoft.com/office/drawing/2015/10/21/chartex" xmlns:cx3="http://schemas.microsoft.com/office/drawing/2016/5/9/chartex" xmlns:cx4="http://schemas.microsoft.com/office/drawing/2016/5/10/chartex" xmlns:cx5="http://schemas.microsoft.com/office/drawing/2016/5/11/chartex" xmlns:cx6="http://schemas.microsoft.com/office/drawing/2016/5/12/chartex" xmlns:cx7="http://schemas.microsoft.com/office/drawing/2016/5/13/chartex" xmlns:cx8="http://schemas.microsoft.com/office/drawing/2016/5/14/chartex" xmlns:mc="http://schemas.openxmlformats.org/markup-compatibility/2006" xmlns:aink="http://schemas.microsoft.com/office/drawing/2016/ink" xmlns:am3d="http://schemas.microsoft.com/office/drawing/2017/model3d" xmlns:o="urn:schemas-microsoft-com:office:office" xmlns:oel="http://schemas.microsoft.com/office/2019/extlst" xmlns:r="http://schemas.openxmlformats.org/officeDocument/2006/relationships" xmlns:m="http://schemas.openxmlformats.org/officeDocument/2006/math" xmlns:v="urn:schemas-microsoft-com:vml" xmlns:wp14="http://schemas.microsoft.com/office/word/2010/wordprocessingDrawing" xmlns:wp="http://schemas.openxmlformats.org/drawingml/2006/wordprocessingDrawing" xmlns:w10="urn:schemas-microsoft-com:office:word" xmlns:w="http://schemas.openxmlformats.org/wordprocessingml/2006/main" xmlns:w14="http://schemas.microsoft.com/office/word/2010/wordml" xmlns:w15="http://schemas.microsoft.com/office/word/2012/wordml" xmlns:w16cex="http://schemas.microsoft.com/office/word/2018/wordml/cex" xmlns:w16cid="http://schemas.microsoft.com/office/word/2016/wordml/cid" xmlns:w16="http://schemas.microsoft.com/office/word/2018/wordml" xmlns:w16du="http://schemas.microsoft.com/office/word/2023/wordml/word16du" xmlns:w16sdtdh="http://schemas.microsoft.com/office/word/2020/wordml/sdtdatahash" xmlns:w16se="http://schemas.microsoft.com/office/word/2015/wordml/symex" xmlns:wpg="http://schemas.microsoft.com/office/word/2010/wordprocessingGroup" xmlns:wpi="http://schemas.microsoft.com/office/word/2010/wordprocessingInk" xmlns:wne="http://schemas.microsoft.com/office/word/2006/wordml" xmlns:wps="http://schemas.microsoft.com/office/word/2010/wordprocessingShape" mc:Ignorable="w14 w15 w16se w16cid w16 w16cex w16sdtdh w16du wp14">
   <w:body>
     <w:p>
       <w:pPr>
@@ -20,7 +20,6 @@
         </w:rPr>
         <w:t xml:space="preserve">Name: </w:t>
       </w:r>
-      <w:proofErr w:type="spellStart"/>
       <w:r>
         <w:rPr>
           <w:sz w:val="24"/>
@@ -37,7 +36,6 @@
         </w:rPr>
         <w:t>tchaya</w:t>
       </w:r>
-      <w:proofErr w:type="spellEnd"/>
       <w:r>
         <w:rPr>
           <w:sz w:val="24"/>
@@ -633,21 +631,7 @@
         <w:rPr>
           <w:lang w:val="en-US"/>
         </w:rPr>
-        <w:t xml:space="preserve">int </w:t>
-      </w:r>
-      <w:proofErr w:type="gramStart"/>
-      <w:r>
-        <w:rPr>
-          <w:lang w:val="en-US"/>
-        </w:rPr>
-        <w:t>main(</w:t>
-      </w:r>
-      <w:proofErr w:type="gramEnd"/>
-      <w:r>
-        <w:rPr>
-          <w:lang w:val="en-US"/>
-        </w:rPr>
-        <w:t>) {</w:t>
+        <w:t>int main() {</w:t>
       </w:r>
     </w:p>
     <w:p>
@@ -676,7 +660,6 @@
         <w:t xml:space="preserve">    </w:t>
       </w:r>
       <w:proofErr w:type="spellStart"/>
-      <w:proofErr w:type="gramStart"/>
       <w:r>
         <w:rPr>
           <w:lang w:val="en-US"/>
@@ -688,14 +671,7 @@
         <w:rPr>
           <w:lang w:val="en-US"/>
         </w:rPr>
-        <w:t>(</w:t>
-      </w:r>
-      <w:proofErr w:type="gramEnd"/>
-      <w:r>
-        <w:rPr>
-          <w:lang w:val="en-US"/>
-        </w:rPr>
-        <w:t>"Enter the number of elements: ");</w:t>
+        <w:t>("Enter the number of elements: ");</w:t>
       </w:r>
     </w:p>
     <w:p>
@@ -711,7 +687,6 @@
         <w:t xml:space="preserve">    </w:t>
       </w:r>
       <w:proofErr w:type="spellStart"/>
-      <w:proofErr w:type="gramStart"/>
       <w:r>
         <w:rPr>
           <w:lang w:val="en-US"/>
@@ -723,14 +698,7 @@
         <w:rPr>
           <w:lang w:val="en-US"/>
         </w:rPr>
-        <w:t>(</w:t>
-      </w:r>
-      <w:proofErr w:type="gramEnd"/>
-      <w:r>
-        <w:rPr>
-          <w:lang w:val="en-US"/>
-        </w:rPr>
-        <w:t>"%d", &amp;n);</w:t>
+        <w:t>("%d", &amp;n);</w:t>
       </w:r>
     </w:p>
     <w:p>
@@ -773,7 +741,6 @@
         <w:t xml:space="preserve">    </w:t>
       </w:r>
       <w:proofErr w:type="spellStart"/>
-      <w:proofErr w:type="gramStart"/>
       <w:r>
         <w:rPr>
           <w:lang w:val="en-US"/>
@@ -785,14 +752,143 @@
         <w:rPr>
           <w:lang w:val="en-US"/>
         </w:rPr>
-        <w:t>(</w:t>
-      </w:r>
-      <w:proofErr w:type="gramEnd"/>
-      <w:r>
-        <w:rPr>
-          <w:lang w:val="en-US"/>
-        </w:rPr>
-        <w:t>"Enter array elements: ");</w:t>
+        <w:t>("Enter array elements: ");</w:t>
+      </w:r>
+    </w:p>
+    <w:p>
+      <w:pPr>
+        <w:rPr>
+          <w:lang w:val="en-US"/>
+        </w:rPr>
+      </w:pPr>
+      <w:r>
+        <w:rPr>
+          <w:lang w:val="en-US"/>
+        </w:rPr>
+        <w:t xml:space="preserve">    for(int </w:t>
+      </w:r>
+      <w:proofErr w:type="spellStart"/>
+      <w:r>
+        <w:rPr>
+          <w:lang w:val="en-US"/>
+        </w:rPr>
+        <w:t>i</w:t>
+      </w:r>
+      <w:proofErr w:type="spellEnd"/>
+      <w:r>
+        <w:rPr>
+          <w:lang w:val="en-US"/>
+        </w:rPr>
+        <w:t xml:space="preserve"> = 0; </w:t>
+      </w:r>
+      <w:proofErr w:type="spellStart"/>
+      <w:r>
+        <w:rPr>
+          <w:lang w:val="en-US"/>
+        </w:rPr>
+        <w:t>i</w:t>
+      </w:r>
+      <w:proofErr w:type="spellEnd"/>
+      <w:r>
+        <w:rPr>
+          <w:lang w:val="en-US"/>
+        </w:rPr>
+        <w:t xml:space="preserve"> &lt; n; </w:t>
+      </w:r>
+      <w:proofErr w:type="spellStart"/>
+      <w:r>
+        <w:rPr>
+          <w:lang w:val="en-US"/>
+        </w:rPr>
+        <w:t>i</w:t>
+      </w:r>
+      <w:proofErr w:type="spellEnd"/>
+      <w:r>
+        <w:rPr>
+          <w:lang w:val="en-US"/>
+        </w:rPr>
+        <w:t>++) {</w:t>
+      </w:r>
+    </w:p>
+    <w:p>
+      <w:pPr>
+        <w:rPr>
+          <w:lang w:val="en-US"/>
+        </w:rPr>
+      </w:pPr>
+      <w:r>
+        <w:rPr>
+          <w:lang w:val="en-US"/>
+        </w:rPr>
+        <w:t xml:space="preserve">        </w:t>
+      </w:r>
+      <w:proofErr w:type="spellStart"/>
+      <w:r>
+        <w:rPr>
+          <w:lang w:val="en-US"/>
+        </w:rPr>
+        <w:t>scanf</w:t>
+      </w:r>
+      <w:proofErr w:type="spellEnd"/>
+      <w:r>
+        <w:rPr>
+          <w:lang w:val="en-US"/>
+        </w:rPr>
+        <w:t>("%d", &amp;</w:t>
+      </w:r>
+      <w:proofErr w:type="spellStart"/>
+      <w:r>
+        <w:rPr>
+          <w:lang w:val="en-US"/>
+        </w:rPr>
+        <w:t>arr</w:t>
+      </w:r>
+      <w:proofErr w:type="spellEnd"/>
+      <w:r>
+        <w:rPr>
+          <w:lang w:val="en-US"/>
+        </w:rPr>
+        <w:t>[</w:t>
+      </w:r>
+      <w:proofErr w:type="spellStart"/>
+      <w:r>
+        <w:rPr>
+          <w:lang w:val="en-US"/>
+        </w:rPr>
+        <w:t>i</w:t>
+      </w:r>
+      <w:proofErr w:type="spellEnd"/>
+      <w:r>
+        <w:rPr>
+          <w:lang w:val="en-US"/>
+        </w:rPr>
+        <w:t>]);</w:t>
+      </w:r>
+    </w:p>
+    <w:p>
+      <w:pPr>
+        <w:rPr>
+          <w:lang w:val="en-US"/>
+        </w:rPr>
+      </w:pPr>
+      <w:r>
+        <w:rPr>
+          <w:lang w:val="en-US"/>
+        </w:rPr>
+        <w:t xml:space="preserve">    }</w:t>
+      </w:r>
+    </w:p>
+    <w:p>
+      <w:pPr>
+        <w:rPr>
+          <w:lang w:val="en-US"/>
+        </w:rPr>
+      </w:pPr>
+      <w:r>
+        <w:rPr>
+          <w:lang w:val="en-US"/>
+        </w:rPr>
+        <w:t xml:space="preserve">    int e;</w:t>
       </w:r>
     </w:p>
     <w:p>
@@ -807,166 +903,7 @@
         </w:rPr>
         <w:t xml:space="preserve">    </w:t>
       </w:r>
-      <w:proofErr w:type="gramStart"/>
-      <w:r>
-        <w:rPr>
-          <w:lang w:val="en-US"/>
-        </w:rPr>
-        <w:t>for(</w:t>
-      </w:r>
-      <w:proofErr w:type="gramEnd"/>
-      <w:r>
-        <w:rPr>
-          <w:lang w:val="en-US"/>
-        </w:rPr>
-        <w:t xml:space="preserve">int </w:t>
-      </w:r>
-      <w:proofErr w:type="spellStart"/>
-      <w:r>
-        <w:rPr>
-          <w:lang w:val="en-US"/>
-        </w:rPr>
-        <w:t>i</w:t>
-      </w:r>
-      <w:proofErr w:type="spellEnd"/>
-      <w:r>
-        <w:rPr>
-          <w:lang w:val="en-US"/>
-        </w:rPr>
-        <w:t xml:space="preserve"> = 0; </w:t>
-      </w:r>
-      <w:proofErr w:type="spellStart"/>
-      <w:r>
-        <w:rPr>
-          <w:lang w:val="en-US"/>
-        </w:rPr>
-        <w:t>i</w:t>
-      </w:r>
-      <w:proofErr w:type="spellEnd"/>
-      <w:r>
-        <w:rPr>
-          <w:lang w:val="en-US"/>
-        </w:rPr>
-        <w:t xml:space="preserve"> &lt; n; </w:t>
-      </w:r>
-      <w:proofErr w:type="spellStart"/>
-      <w:r>
-        <w:rPr>
-          <w:lang w:val="en-US"/>
-        </w:rPr>
-        <w:t>i</w:t>
-      </w:r>
-      <w:proofErr w:type="spellEnd"/>
-      <w:r>
-        <w:rPr>
-          <w:lang w:val="en-US"/>
-        </w:rPr>
-        <w:t>++) {</w:t>
-      </w:r>
-    </w:p>
-    <w:p>
-      <w:pPr>
-        <w:rPr>
-          <w:lang w:val="en-US"/>
-        </w:rPr>
-      </w:pPr>
-      <w:r>
-        <w:rPr>
-          <w:lang w:val="en-US"/>
-        </w:rPr>
-        <w:t xml:space="preserve">        </w:t>
-      </w:r>
-      <w:proofErr w:type="spellStart"/>
-      <w:proofErr w:type="gramStart"/>
-      <w:r>
-        <w:rPr>
-          <w:lang w:val="en-US"/>
-        </w:rPr>
-        <w:t>scanf</w:t>
-      </w:r>
-      <w:proofErr w:type="spellEnd"/>
-      <w:r>
-        <w:rPr>
-          <w:lang w:val="en-US"/>
-        </w:rPr>
-        <w:t>(</w:t>
-      </w:r>
-      <w:proofErr w:type="gramEnd"/>
-      <w:r>
-        <w:rPr>
-          <w:lang w:val="en-US"/>
-        </w:rPr>
-        <w:t>"%d", &amp;</w:t>
-      </w:r>
-      <w:proofErr w:type="spellStart"/>
-      <w:r>
-        <w:rPr>
-          <w:lang w:val="en-US"/>
-        </w:rPr>
-        <w:t>arr</w:t>
-      </w:r>
-      <w:proofErr w:type="spellEnd"/>
-      <w:r>
-        <w:rPr>
-          <w:lang w:val="en-US"/>
-        </w:rPr>
-        <w:t>[</w:t>
-      </w:r>
-      <w:proofErr w:type="spellStart"/>
-      <w:r>
-        <w:rPr>
-          <w:lang w:val="en-US"/>
-        </w:rPr>
-        <w:t>i</w:t>
-      </w:r>
-      <w:proofErr w:type="spellEnd"/>
-      <w:r>
-        <w:rPr>
-          <w:lang w:val="en-US"/>
-        </w:rPr>
-        <w:t>]);</w:t>
-      </w:r>
-    </w:p>
-    <w:p>
-      <w:pPr>
-        <w:rPr>
-          <w:lang w:val="en-US"/>
-        </w:rPr>
-      </w:pPr>
-      <w:r>
-        <w:rPr>
-          <w:lang w:val="en-US"/>
-        </w:rPr>
-        <w:t xml:space="preserve">    }</w:t>
-      </w:r>
-    </w:p>
-    <w:p>
-      <w:pPr>
-        <w:rPr>
-          <w:lang w:val="en-US"/>
-        </w:rPr>
-      </w:pPr>
-      <w:r>
-        <w:rPr>
-          <w:lang w:val="en-US"/>
-        </w:rPr>
-        <w:t xml:space="preserve">    int e;</w:t>
-      </w:r>
-    </w:p>
-    <w:p>
-      <w:pPr>
-        <w:rPr>
-          <w:lang w:val="en-US"/>
-        </w:rPr>
-      </w:pPr>
-      <w:r>
-        <w:rPr>
-          <w:lang w:val="en-US"/>
-        </w:rPr>
-        <w:t xml:space="preserve">    </w:t>
-      </w:r>
-      <w:proofErr w:type="spellStart"/>
-      <w:proofErr w:type="gramStart"/>
+      <w:proofErr w:type="spellStart"/>
       <w:r>
         <w:rPr>
           <w:lang w:val="en-US"/>
@@ -978,14 +915,7 @@
         <w:rPr>
           <w:lang w:val="en-US"/>
         </w:rPr>
-        <w:t>(</w:t>
-      </w:r>
-      <w:proofErr w:type="gramEnd"/>
-      <w:r>
-        <w:rPr>
-          <w:lang w:val="en-US"/>
-        </w:rPr>
-        <w:t>"Enter an element to be found: ");</w:t>
+        <w:t>("Enter an element to be found: ");</w:t>
       </w:r>
     </w:p>
     <w:p>
@@ -1002,7 +932,6 @@
         <w:t xml:space="preserve">    </w:t>
       </w:r>
       <w:proofErr w:type="spellStart"/>
-      <w:proofErr w:type="gramStart"/>
       <w:r>
         <w:rPr>
           <w:lang w:val="en-US"/>
@@ -1014,14 +943,7 @@
         <w:rPr>
           <w:lang w:val="en-US"/>
         </w:rPr>
-        <w:t>(</w:t>
-      </w:r>
-      <w:proofErr w:type="gramEnd"/>
-      <w:r>
-        <w:rPr>
-          <w:lang w:val="en-US"/>
-        </w:rPr>
-        <w:t>"%d", &amp;e);</w:t>
+        <w:t>("%d", &amp;e);</w:t>
       </w:r>
     </w:p>
     <w:p>
@@ -1060,21 +982,7 @@
         <w:rPr>
           <w:lang w:val="en-US"/>
         </w:rPr>
-        <w:t xml:space="preserve">    </w:t>
-      </w:r>
-      <w:proofErr w:type="gramStart"/>
-      <w:r>
-        <w:rPr>
-          <w:lang w:val="en-US"/>
-        </w:rPr>
-        <w:t>for(</w:t>
-      </w:r>
-      <w:proofErr w:type="gramEnd"/>
-      <w:r>
-        <w:rPr>
-          <w:lang w:val="en-US"/>
-        </w:rPr>
-        <w:t xml:space="preserve">int </w:t>
+        <w:t xml:space="preserve">    for(int </w:t>
       </w:r>
       <w:proofErr w:type="spellStart"/>
       <w:r>
@@ -1249,21 +1157,7 @@
         <w:rPr>
           <w:lang w:val="en-US"/>
         </w:rPr>
-        <w:t xml:space="preserve">    </w:t>
-      </w:r>
-      <w:proofErr w:type="gramStart"/>
-      <w:r>
-        <w:rPr>
-          <w:lang w:val="en-US"/>
-        </w:rPr>
-        <w:t>if(</w:t>
-      </w:r>
-      <w:proofErr w:type="gramEnd"/>
-      <w:r>
-        <w:rPr>
-          <w:lang w:val="en-US"/>
-        </w:rPr>
-        <w:t>flag == 1)</w:t>
+        <w:t xml:space="preserve">    if(flag == 1)</w:t>
       </w:r>
     </w:p>
     <w:p>
@@ -1279,7 +1173,6 @@
         <w:t xml:space="preserve">        </w:t>
       </w:r>
       <w:proofErr w:type="spellStart"/>
-      <w:proofErr w:type="gramStart"/>
       <w:r>
         <w:rPr>
           <w:lang w:val="en-US"/>
@@ -1291,14 +1184,7 @@
         <w:rPr>
           <w:lang w:val="en-US"/>
         </w:rPr>
-        <w:t>(</w:t>
-      </w:r>
-      <w:proofErr w:type="gramEnd"/>
-      <w:r>
-        <w:rPr>
-          <w:lang w:val="en-US"/>
-        </w:rPr>
-        <w:t>"Element found at index %d", index);</w:t>
+        <w:t>("Element found at index %d", index);</w:t>
       </w:r>
     </w:p>
     <w:p>
@@ -1327,7 +1213,6 @@
         <w:t xml:space="preserve">        </w:t>
       </w:r>
       <w:proofErr w:type="spellStart"/>
-      <w:proofErr w:type="gramStart"/>
       <w:r>
         <w:rPr>
           <w:lang w:val="en-US"/>
@@ -1339,14 +1224,7 @@
         <w:rPr>
           <w:lang w:val="en-US"/>
         </w:rPr>
-        <w:t>(</w:t>
-      </w:r>
-      <w:proofErr w:type="gramEnd"/>
-      <w:r>
-        <w:rPr>
-          <w:lang w:val="en-US"/>
-        </w:rPr>
-        <w:t>"Element not found");</w:t>
+        <w:t>("Element not found");</w:t>
       </w:r>
     </w:p>
     <w:p>
@@ -1484,23 +1362,26 @@
           <w:sz w:val="24"/>
           <w:szCs w:val="24"/>
         </w:rPr>
-        <w:t>Thus, the C program to implement Linear Search using an array was executed successfully, and the required element was found and its index displayed.</w:t>
-      </w:r>
-      <w:r>
-        <w:rPr>
-          <w:sz w:val="24"/>
-          <w:szCs w:val="24"/>
-        </w:rPr>
-        <w:t xml:space="preserve"> </w:t>
-      </w:r>
-    </w:p>
-    <w:p>
-      <w:pPr>
-        <w:rPr>
-          <w:sz w:val="24"/>
-          <w:szCs w:val="24"/>
-        </w:rPr>
-      </w:pPr>
+        <w:t xml:space="preserve">Thus, the C program to implement Linear Search using an array was executed successfully, and the required element was found and its index displayed. </w:t>
+      </w:r>
+    </w:p>
+    <w:p>
+      <w:pPr>
+        <w:rPr>
+          <w:sz w:val="24"/>
+          <w:szCs w:val="24"/>
+        </w:rPr>
+      </w:pPr>
+      <w:hyperlink r:id="rId6" w:history="1">
+        <w:r>
+          <w:rPr>
+            <w:rStyle w:val="Hyperlink"/>
+            <w:sz w:val="24"/>
+            <w:szCs w:val="24"/>
+          </w:rPr>
+          <w:t>https://github.com/atchayas-ai/24CSI024-25BAD016/blob/7609bb625ef87434e1c3c75836d4aa066a0c0d95/Linear%20Search.c</w:t>
+        </w:r>
+      </w:hyperlink>
     </w:p>
     <w:p>
       <w:pPr>
@@ -1535,7 +1416,6 @@
           <w:sz w:val="24"/>
           <w:szCs w:val="24"/>
         </w:rPr>
-        <w:lastRenderedPageBreak/>
         <w:t>Experiment: Implementation of Binary Search Using Array ADT</w:t>
       </w:r>
     </w:p>
@@ -1556,10 +1436,7 @@
     </w:p>
     <w:p>
       <w:r>
-        <w:t xml:space="preserve">    </w:t>
-      </w:r>
-      <w:r>
-        <w:t>To write a C program to implement Binary Search using an array and find the index of a given element.</w:t>
+        <w:t xml:space="preserve">    To write a C program to implement Binary Search using an array and find the index of a given element.</w:t>
       </w:r>
     </w:p>
     <w:p>
@@ -1578,16 +1455,7 @@
           <w:sz w:val="24"/>
           <w:szCs w:val="24"/>
         </w:rPr>
-        <w:t>Pseudo Code</w:t>
-      </w:r>
-      <w:r>
-        <w:rPr>
-          <w:b/>
-          <w:bCs/>
-          <w:sz w:val="24"/>
-          <w:szCs w:val="24"/>
-        </w:rPr>
-        <w:t>:</w:t>
+        <w:t>Pseudo Code:</w:t>
       </w:r>
     </w:p>
     <w:p>
@@ -1892,23 +1760,7 @@
           <w:sz w:val="24"/>
           <w:szCs w:val="24"/>
         </w:rPr>
-        <w:t xml:space="preserve">int </w:t>
-      </w:r>
-      <w:proofErr w:type="gramStart"/>
-      <w:r>
-        <w:rPr>
-          <w:sz w:val="24"/>
-          <w:szCs w:val="24"/>
-        </w:rPr>
-        <w:t>main(</w:t>
-      </w:r>
-      <w:proofErr w:type="gramEnd"/>
-      <w:r>
-        <w:rPr>
-          <w:sz w:val="24"/>
-          <w:szCs w:val="24"/>
-        </w:rPr>
-        <w:t>)</w:t>
+        <w:t>int main()</w:t>
       </w:r>
     </w:p>
     <w:p>
@@ -1986,7 +1838,6 @@
         <w:t xml:space="preserve">    </w:t>
       </w:r>
       <w:proofErr w:type="spellStart"/>
-      <w:proofErr w:type="gramStart"/>
       <w:r>
         <w:rPr>
           <w:sz w:val="24"/>
@@ -2000,15 +1851,7 @@
           <w:sz w:val="24"/>
           <w:szCs w:val="24"/>
         </w:rPr>
-        <w:t>(</w:t>
-      </w:r>
-      <w:proofErr w:type="gramEnd"/>
-      <w:r>
-        <w:rPr>
-          <w:sz w:val="24"/>
-          <w:szCs w:val="24"/>
-        </w:rPr>
-        <w:t>"Enter the number of elements: ");</w:t>
+        <w:t>("Enter the number of elements: ");</w:t>
       </w:r>
     </w:p>
     <w:p>
@@ -2026,7 +1869,6 @@
         <w:t xml:space="preserve">    </w:t>
       </w:r>
       <w:proofErr w:type="spellStart"/>
-      <w:proofErr w:type="gramStart"/>
       <w:r>
         <w:rPr>
           <w:sz w:val="24"/>
@@ -2040,15 +1882,7 @@
           <w:sz w:val="24"/>
           <w:szCs w:val="24"/>
         </w:rPr>
-        <w:t>(</w:t>
-      </w:r>
-      <w:proofErr w:type="gramEnd"/>
-      <w:r>
-        <w:rPr>
-          <w:sz w:val="24"/>
-          <w:szCs w:val="24"/>
-        </w:rPr>
-        <w:t>"%d", &amp;n);</w:t>
+        <w:t>("%d", &amp;n);</w:t>
       </w:r>
     </w:p>
     <w:p>
@@ -2081,7 +1915,6 @@
         <w:t xml:space="preserve">    </w:t>
       </w:r>
       <w:proofErr w:type="spellStart"/>
-      <w:proofErr w:type="gramStart"/>
       <w:r>
         <w:rPr>
           <w:sz w:val="24"/>
@@ -2095,15 +1928,7 @@
           <w:sz w:val="24"/>
           <w:szCs w:val="24"/>
         </w:rPr>
-        <w:t>(</w:t>
-      </w:r>
-      <w:proofErr w:type="gramEnd"/>
-      <w:r>
-        <w:rPr>
-          <w:sz w:val="24"/>
-          <w:szCs w:val="24"/>
-        </w:rPr>
-        <w:t>"Enter the array elements</w:t>
+        <w:t>("Enter the array elements</w:t>
       </w:r>
       <w:r>
         <w:rPr>
@@ -2132,71 +1957,247 @@
           <w:sz w:val="24"/>
           <w:szCs w:val="24"/>
         </w:rPr>
+        <w:t xml:space="preserve">    for(int </w:t>
+      </w:r>
+      <w:proofErr w:type="spellStart"/>
+      <w:r>
+        <w:rPr>
+          <w:sz w:val="24"/>
+          <w:szCs w:val="24"/>
+        </w:rPr>
+        <w:t>i</w:t>
+      </w:r>
+      <w:proofErr w:type="spellEnd"/>
+      <w:r>
+        <w:rPr>
+          <w:sz w:val="24"/>
+          <w:szCs w:val="24"/>
+        </w:rPr>
+        <w:t xml:space="preserve"> = 0; </w:t>
+      </w:r>
+      <w:proofErr w:type="spellStart"/>
+      <w:r>
+        <w:rPr>
+          <w:sz w:val="24"/>
+          <w:szCs w:val="24"/>
+        </w:rPr>
+        <w:t>i</w:t>
+      </w:r>
+      <w:proofErr w:type="spellEnd"/>
+      <w:r>
+        <w:rPr>
+          <w:sz w:val="24"/>
+          <w:szCs w:val="24"/>
+        </w:rPr>
+        <w:t xml:space="preserve"> &lt; n; </w:t>
+      </w:r>
+      <w:proofErr w:type="spellStart"/>
+      <w:r>
+        <w:rPr>
+          <w:sz w:val="24"/>
+          <w:szCs w:val="24"/>
+        </w:rPr>
+        <w:t>i</w:t>
+      </w:r>
+      <w:proofErr w:type="spellEnd"/>
+      <w:r>
+        <w:rPr>
+          <w:sz w:val="24"/>
+          <w:szCs w:val="24"/>
+        </w:rPr>
+        <w:t>++)</w:t>
+      </w:r>
+    </w:p>
+    <w:p>
+      <w:pPr>
+        <w:rPr>
+          <w:sz w:val="24"/>
+          <w:szCs w:val="24"/>
+        </w:rPr>
+      </w:pPr>
+      <w:r>
+        <w:rPr>
+          <w:sz w:val="24"/>
+          <w:szCs w:val="24"/>
+        </w:rPr>
+        <w:t xml:space="preserve">    {</w:t>
+      </w:r>
+    </w:p>
+    <w:p>
+      <w:pPr>
+        <w:rPr>
+          <w:sz w:val="24"/>
+          <w:szCs w:val="24"/>
+        </w:rPr>
+      </w:pPr>
+      <w:r>
+        <w:rPr>
+          <w:sz w:val="24"/>
+          <w:szCs w:val="24"/>
+        </w:rPr>
+        <w:t xml:space="preserve">        </w:t>
+      </w:r>
+      <w:proofErr w:type="spellStart"/>
+      <w:r>
+        <w:rPr>
+          <w:sz w:val="24"/>
+          <w:szCs w:val="24"/>
+        </w:rPr>
+        <w:t>scanf</w:t>
+      </w:r>
+      <w:proofErr w:type="spellEnd"/>
+      <w:r>
+        <w:rPr>
+          <w:sz w:val="24"/>
+          <w:szCs w:val="24"/>
+        </w:rPr>
+        <w:t>("%d", &amp;a[</w:t>
+      </w:r>
+      <w:proofErr w:type="spellStart"/>
+      <w:r>
+        <w:rPr>
+          <w:sz w:val="24"/>
+          <w:szCs w:val="24"/>
+        </w:rPr>
+        <w:t>i</w:t>
+      </w:r>
+      <w:proofErr w:type="spellEnd"/>
+      <w:r>
+        <w:rPr>
+          <w:sz w:val="24"/>
+          <w:szCs w:val="24"/>
+        </w:rPr>
+        <w:t>]);</w:t>
+      </w:r>
+    </w:p>
+    <w:p>
+      <w:pPr>
+        <w:rPr>
+          <w:sz w:val="24"/>
+          <w:szCs w:val="24"/>
+        </w:rPr>
+      </w:pPr>
+      <w:r>
+        <w:rPr>
+          <w:sz w:val="24"/>
+          <w:szCs w:val="24"/>
+        </w:rPr>
+        <w:t xml:space="preserve">    }</w:t>
+      </w:r>
+    </w:p>
+    <w:p>
+      <w:pPr>
+        <w:rPr>
+          <w:sz w:val="24"/>
+          <w:szCs w:val="24"/>
+        </w:rPr>
+      </w:pPr>
+    </w:p>
+    <w:p>
+      <w:pPr>
+        <w:rPr>
+          <w:sz w:val="24"/>
+          <w:szCs w:val="24"/>
+        </w:rPr>
+      </w:pPr>
+      <w:r>
+        <w:rPr>
+          <w:sz w:val="24"/>
+          <w:szCs w:val="24"/>
+        </w:rPr>
         <w:t xml:space="preserve">    </w:t>
       </w:r>
-      <w:proofErr w:type="gramStart"/>
-      <w:r>
-        <w:rPr>
-          <w:sz w:val="24"/>
-          <w:szCs w:val="24"/>
-        </w:rPr>
-        <w:t>for(</w:t>
-      </w:r>
-      <w:proofErr w:type="gramEnd"/>
-      <w:r>
-        <w:rPr>
-          <w:sz w:val="24"/>
-          <w:szCs w:val="24"/>
-        </w:rPr>
-        <w:t xml:space="preserve">int </w:t>
-      </w:r>
-      <w:proofErr w:type="spellStart"/>
-      <w:r>
-        <w:rPr>
-          <w:sz w:val="24"/>
-          <w:szCs w:val="24"/>
-        </w:rPr>
-        <w:t>i</w:t>
-      </w:r>
-      <w:proofErr w:type="spellEnd"/>
-      <w:r>
-        <w:rPr>
-          <w:sz w:val="24"/>
-          <w:szCs w:val="24"/>
-        </w:rPr>
-        <w:t xml:space="preserve"> = 0; </w:t>
-      </w:r>
-      <w:proofErr w:type="spellStart"/>
-      <w:r>
-        <w:rPr>
-          <w:sz w:val="24"/>
-          <w:szCs w:val="24"/>
-        </w:rPr>
-        <w:t>i</w:t>
-      </w:r>
-      <w:proofErr w:type="spellEnd"/>
-      <w:r>
-        <w:rPr>
-          <w:sz w:val="24"/>
-          <w:szCs w:val="24"/>
-        </w:rPr>
-        <w:t xml:space="preserve"> &lt; n; </w:t>
-      </w:r>
-      <w:proofErr w:type="spellStart"/>
-      <w:r>
-        <w:rPr>
-          <w:sz w:val="24"/>
-          <w:szCs w:val="24"/>
-        </w:rPr>
-        <w:t>i</w:t>
-      </w:r>
-      <w:proofErr w:type="spellEnd"/>
-      <w:r>
-        <w:rPr>
-          <w:sz w:val="24"/>
-          <w:szCs w:val="24"/>
-        </w:rPr>
-        <w:t>++)</w:t>
+      <w:proofErr w:type="spellStart"/>
+      <w:r>
+        <w:rPr>
+          <w:sz w:val="24"/>
+          <w:szCs w:val="24"/>
+        </w:rPr>
+        <w:t>printf</w:t>
+      </w:r>
+      <w:proofErr w:type="spellEnd"/>
+      <w:r>
+        <w:rPr>
+          <w:sz w:val="24"/>
+          <w:szCs w:val="24"/>
+        </w:rPr>
+        <w:t>("Enter the element to be searched: ");</w:t>
+      </w:r>
+    </w:p>
+    <w:p>
+      <w:pPr>
+        <w:rPr>
+          <w:sz w:val="24"/>
+          <w:szCs w:val="24"/>
+        </w:rPr>
+      </w:pPr>
+      <w:r>
+        <w:rPr>
+          <w:sz w:val="24"/>
+          <w:szCs w:val="24"/>
+        </w:rPr>
+        <w:t xml:space="preserve">    </w:t>
+      </w:r>
+      <w:proofErr w:type="spellStart"/>
+      <w:r>
+        <w:rPr>
+          <w:sz w:val="24"/>
+          <w:szCs w:val="24"/>
+        </w:rPr>
+        <w:t>scanf</w:t>
+      </w:r>
+      <w:proofErr w:type="spellEnd"/>
+      <w:r>
+        <w:rPr>
+          <w:sz w:val="24"/>
+          <w:szCs w:val="24"/>
+        </w:rPr>
+        <w:t>("%d", &amp;e);</w:t>
+      </w:r>
+    </w:p>
+    <w:p>
+      <w:pPr>
+        <w:rPr>
+          <w:sz w:val="24"/>
+          <w:szCs w:val="24"/>
+        </w:rPr>
+      </w:pPr>
+      <w:r>
+        <w:rPr>
+          <w:sz w:val="24"/>
+          <w:szCs w:val="24"/>
+        </w:rPr>
+        <w:t xml:space="preserve">    low = 0;</w:t>
+      </w:r>
+    </w:p>
+    <w:p>
+      <w:pPr>
+        <w:rPr>
+          <w:sz w:val="24"/>
+          <w:szCs w:val="24"/>
+        </w:rPr>
+      </w:pPr>
+      <w:r>
+        <w:rPr>
+          <w:sz w:val="24"/>
+          <w:szCs w:val="24"/>
+        </w:rPr>
+        <w:t xml:space="preserve">    high = n - 1;</w:t>
+      </w:r>
+    </w:p>
+    <w:p>
+      <w:pPr>
+        <w:rPr>
+          <w:sz w:val="24"/>
+          <w:szCs w:val="24"/>
+        </w:rPr>
+      </w:pPr>
+      <w:r>
+        <w:rPr>
+          <w:sz w:val="24"/>
+          <w:szCs w:val="24"/>
+        </w:rPr>
+        <w:t xml:space="preserve">    while(low &lt;= high)</w:t>
       </w:r>
     </w:p>
     <w:p>
@@ -2226,48 +2227,232 @@
           <w:sz w:val="24"/>
           <w:szCs w:val="24"/>
         </w:rPr>
-        <w:t xml:space="preserve">        </w:t>
-      </w:r>
-      <w:proofErr w:type="spellStart"/>
-      <w:proofErr w:type="gramStart"/>
-      <w:r>
-        <w:rPr>
-          <w:sz w:val="24"/>
-          <w:szCs w:val="24"/>
-        </w:rPr>
-        <w:t>scanf</w:t>
-      </w:r>
-      <w:proofErr w:type="spellEnd"/>
-      <w:r>
-        <w:rPr>
-          <w:sz w:val="24"/>
-          <w:szCs w:val="24"/>
-        </w:rPr>
-        <w:t>(</w:t>
-      </w:r>
-      <w:proofErr w:type="gramEnd"/>
-      <w:r>
-        <w:rPr>
-          <w:sz w:val="24"/>
-          <w:szCs w:val="24"/>
-        </w:rPr>
-        <w:t>"%d", &amp;a[</w:t>
-      </w:r>
-      <w:proofErr w:type="spellStart"/>
-      <w:r>
-        <w:rPr>
-          <w:sz w:val="24"/>
-          <w:szCs w:val="24"/>
-        </w:rPr>
-        <w:t>i</w:t>
-      </w:r>
-      <w:proofErr w:type="spellEnd"/>
-      <w:r>
-        <w:rPr>
-          <w:sz w:val="24"/>
-          <w:szCs w:val="24"/>
-        </w:rPr>
-        <w:t>]);</w:t>
+        <w:t xml:space="preserve">        mid = (low + high) / 2;</w:t>
+      </w:r>
+    </w:p>
+    <w:p>
+      <w:pPr>
+        <w:rPr>
+          <w:sz w:val="24"/>
+          <w:szCs w:val="24"/>
+        </w:rPr>
+      </w:pPr>
+      <w:r>
+        <w:rPr>
+          <w:sz w:val="24"/>
+          <w:szCs w:val="24"/>
+        </w:rPr>
+        <w:t xml:space="preserve">        if(e == a[mid])</w:t>
+      </w:r>
+    </w:p>
+    <w:p>
+      <w:pPr>
+        <w:rPr>
+          <w:sz w:val="24"/>
+          <w:szCs w:val="24"/>
+        </w:rPr>
+      </w:pPr>
+      <w:r>
+        <w:rPr>
+          <w:sz w:val="24"/>
+          <w:szCs w:val="24"/>
+        </w:rPr>
+        <w:t xml:space="preserve">        {</w:t>
+      </w:r>
+    </w:p>
+    <w:p>
+      <w:pPr>
+        <w:rPr>
+          <w:sz w:val="24"/>
+          <w:szCs w:val="24"/>
+        </w:rPr>
+      </w:pPr>
+      <w:r>
+        <w:rPr>
+          <w:sz w:val="24"/>
+          <w:szCs w:val="24"/>
+        </w:rPr>
+        <w:t xml:space="preserve">            </w:t>
+      </w:r>
+      <w:proofErr w:type="spellStart"/>
+      <w:r>
+        <w:rPr>
+          <w:sz w:val="24"/>
+          <w:szCs w:val="24"/>
+        </w:rPr>
+        <w:t>printf</w:t>
+      </w:r>
+      <w:proofErr w:type="spellEnd"/>
+      <w:r>
+        <w:rPr>
+          <w:sz w:val="24"/>
+          <w:szCs w:val="24"/>
+        </w:rPr>
+        <w:t xml:space="preserve">("Element </w:t>
+      </w:r>
+      <w:r>
+        <w:rPr>
+          <w:sz w:val="24"/>
+          <w:szCs w:val="24"/>
+        </w:rPr>
+        <w:t>F</w:t>
+      </w:r>
+      <w:r>
+        <w:rPr>
+          <w:sz w:val="24"/>
+          <w:szCs w:val="24"/>
+        </w:rPr>
+        <w:t>ound at index %d", mid);</w:t>
+      </w:r>
+    </w:p>
+    <w:p>
+      <w:pPr>
+        <w:rPr>
+          <w:sz w:val="24"/>
+          <w:szCs w:val="24"/>
+        </w:rPr>
+      </w:pPr>
+      <w:r>
+        <w:rPr>
+          <w:sz w:val="24"/>
+          <w:szCs w:val="24"/>
+        </w:rPr>
+        <w:t xml:space="preserve">            return 0;</w:t>
+      </w:r>
+    </w:p>
+    <w:p>
+      <w:pPr>
+        <w:rPr>
+          <w:sz w:val="24"/>
+          <w:szCs w:val="24"/>
+        </w:rPr>
+      </w:pPr>
+      <w:r>
+        <w:rPr>
+          <w:sz w:val="24"/>
+          <w:szCs w:val="24"/>
+        </w:rPr>
+        <w:t xml:space="preserve">        }</w:t>
+      </w:r>
+    </w:p>
+    <w:p>
+      <w:pPr>
+        <w:rPr>
+          <w:sz w:val="24"/>
+          <w:szCs w:val="24"/>
+        </w:rPr>
+      </w:pPr>
+      <w:r>
+        <w:rPr>
+          <w:sz w:val="24"/>
+          <w:szCs w:val="24"/>
+        </w:rPr>
+        <w:t xml:space="preserve">        else if(e &lt; a[mid])</w:t>
+      </w:r>
+    </w:p>
+    <w:p>
+      <w:pPr>
+        <w:rPr>
+          <w:sz w:val="24"/>
+          <w:szCs w:val="24"/>
+        </w:rPr>
+      </w:pPr>
+      <w:r>
+        <w:rPr>
+          <w:sz w:val="24"/>
+          <w:szCs w:val="24"/>
+        </w:rPr>
+        <w:t xml:space="preserve">        {</w:t>
+      </w:r>
+    </w:p>
+    <w:p>
+      <w:pPr>
+        <w:rPr>
+          <w:sz w:val="24"/>
+          <w:szCs w:val="24"/>
+        </w:rPr>
+      </w:pPr>
+      <w:r>
+        <w:rPr>
+          <w:sz w:val="24"/>
+          <w:szCs w:val="24"/>
+        </w:rPr>
+        <w:t xml:space="preserve">            high = mid - 1;</w:t>
+      </w:r>
+    </w:p>
+    <w:p>
+      <w:pPr>
+        <w:rPr>
+          <w:sz w:val="24"/>
+          <w:szCs w:val="24"/>
+        </w:rPr>
+      </w:pPr>
+      <w:r>
+        <w:rPr>
+          <w:sz w:val="24"/>
+          <w:szCs w:val="24"/>
+        </w:rPr>
+        <w:t xml:space="preserve">        }</w:t>
+      </w:r>
+    </w:p>
+    <w:p>
+      <w:pPr>
+        <w:rPr>
+          <w:sz w:val="24"/>
+          <w:szCs w:val="24"/>
+        </w:rPr>
+      </w:pPr>
+      <w:r>
+        <w:rPr>
+          <w:sz w:val="24"/>
+          <w:szCs w:val="24"/>
+        </w:rPr>
+        <w:t xml:space="preserve">        else</w:t>
+      </w:r>
+    </w:p>
+    <w:p>
+      <w:pPr>
+        <w:rPr>
+          <w:sz w:val="24"/>
+          <w:szCs w:val="24"/>
+        </w:rPr>
+      </w:pPr>
+      <w:r>
+        <w:rPr>
+          <w:sz w:val="24"/>
+          <w:szCs w:val="24"/>
+        </w:rPr>
+        <w:t xml:space="preserve">        {</w:t>
+      </w:r>
+    </w:p>
+    <w:p>
+      <w:pPr>
+        <w:rPr>
+          <w:sz w:val="24"/>
+          <w:szCs w:val="24"/>
+        </w:rPr>
+      </w:pPr>
+      <w:r>
+        <w:rPr>
+          <w:sz w:val="24"/>
+          <w:szCs w:val="24"/>
+        </w:rPr>
+        <w:t xml:space="preserve">            low = mid + 1;</w:t>
+      </w:r>
+    </w:p>
+    <w:p>
+      <w:pPr>
+        <w:rPr>
+          <w:sz w:val="24"/>
+          <w:szCs w:val="24"/>
+        </w:rPr>
+      </w:pPr>
+      <w:r>
+        <w:rPr>
+          <w:sz w:val="24"/>
+          <w:szCs w:val="24"/>
+        </w:rPr>
+        <w:t xml:space="preserve">        }</w:t>
       </w:r>
     </w:p>
     <w:p>
@@ -2292,24 +2477,14 @@
           <w:szCs w:val="24"/>
         </w:rPr>
       </w:pPr>
-    </w:p>
-    <w:p>
-      <w:pPr>
-        <w:rPr>
-          <w:sz w:val="24"/>
-          <w:szCs w:val="24"/>
-        </w:rPr>
-      </w:pPr>
-      <w:r>
-        <w:rPr>
-          <w:sz w:val="24"/>
-          <w:szCs w:val="24"/>
-        </w:rPr>
-        <w:lastRenderedPageBreak/>
+      <w:r>
+        <w:rPr>
+          <w:sz w:val="24"/>
+          <w:szCs w:val="24"/>
+        </w:rPr>
         <w:t xml:space="preserve">    </w:t>
       </w:r>
       <w:proofErr w:type="spellStart"/>
-      <w:proofErr w:type="gramStart"/>
       <w:r>
         <w:rPr>
           <w:sz w:val="24"/>
@@ -2323,467 +2498,7 @@
           <w:sz w:val="24"/>
           <w:szCs w:val="24"/>
         </w:rPr>
-        <w:t>(</w:t>
-      </w:r>
-      <w:proofErr w:type="gramEnd"/>
-      <w:r>
-        <w:rPr>
-          <w:sz w:val="24"/>
-          <w:szCs w:val="24"/>
-        </w:rPr>
-        <w:t>"Enter the element to be searched: ");</w:t>
-      </w:r>
-    </w:p>
-    <w:p>
-      <w:pPr>
-        <w:rPr>
-          <w:sz w:val="24"/>
-          <w:szCs w:val="24"/>
-        </w:rPr>
-      </w:pPr>
-      <w:r>
-        <w:rPr>
-          <w:sz w:val="24"/>
-          <w:szCs w:val="24"/>
-        </w:rPr>
-        <w:t xml:space="preserve">    </w:t>
-      </w:r>
-      <w:proofErr w:type="spellStart"/>
-      <w:proofErr w:type="gramStart"/>
-      <w:r>
-        <w:rPr>
-          <w:sz w:val="24"/>
-          <w:szCs w:val="24"/>
-        </w:rPr>
-        <w:t>scanf</w:t>
-      </w:r>
-      <w:proofErr w:type="spellEnd"/>
-      <w:r>
-        <w:rPr>
-          <w:sz w:val="24"/>
-          <w:szCs w:val="24"/>
-        </w:rPr>
-        <w:t>(</w:t>
-      </w:r>
-      <w:proofErr w:type="gramEnd"/>
-      <w:r>
-        <w:rPr>
-          <w:sz w:val="24"/>
-          <w:szCs w:val="24"/>
-        </w:rPr>
-        <w:t>"%d", &amp;e);</w:t>
-      </w:r>
-    </w:p>
-    <w:p>
-      <w:pPr>
-        <w:rPr>
-          <w:sz w:val="24"/>
-          <w:szCs w:val="24"/>
-        </w:rPr>
-      </w:pPr>
-      <w:r>
-        <w:rPr>
-          <w:sz w:val="24"/>
-          <w:szCs w:val="24"/>
-        </w:rPr>
-        <w:t xml:space="preserve">    low = 0;</w:t>
-      </w:r>
-    </w:p>
-    <w:p>
-      <w:pPr>
-        <w:rPr>
-          <w:sz w:val="24"/>
-          <w:szCs w:val="24"/>
-        </w:rPr>
-      </w:pPr>
-      <w:r>
-        <w:rPr>
-          <w:sz w:val="24"/>
-          <w:szCs w:val="24"/>
-        </w:rPr>
-        <w:t xml:space="preserve">    high = n - 1;</w:t>
-      </w:r>
-    </w:p>
-    <w:p>
-      <w:pPr>
-        <w:rPr>
-          <w:sz w:val="24"/>
-          <w:szCs w:val="24"/>
-        </w:rPr>
-      </w:pPr>
-      <w:r>
-        <w:rPr>
-          <w:sz w:val="24"/>
-          <w:szCs w:val="24"/>
-        </w:rPr>
-        <w:t xml:space="preserve">    </w:t>
-      </w:r>
-      <w:proofErr w:type="gramStart"/>
-      <w:r>
-        <w:rPr>
-          <w:sz w:val="24"/>
-          <w:szCs w:val="24"/>
-        </w:rPr>
-        <w:t>while(</w:t>
-      </w:r>
-      <w:proofErr w:type="gramEnd"/>
-      <w:r>
-        <w:rPr>
-          <w:sz w:val="24"/>
-          <w:szCs w:val="24"/>
-        </w:rPr>
-        <w:t>low &lt;= high)</w:t>
-      </w:r>
-    </w:p>
-    <w:p>
-      <w:pPr>
-        <w:rPr>
-          <w:sz w:val="24"/>
-          <w:szCs w:val="24"/>
-        </w:rPr>
-      </w:pPr>
-      <w:r>
-        <w:rPr>
-          <w:sz w:val="24"/>
-          <w:szCs w:val="24"/>
-        </w:rPr>
-        <w:t xml:space="preserve">    {</w:t>
-      </w:r>
-    </w:p>
-    <w:p>
-      <w:pPr>
-        <w:rPr>
-          <w:sz w:val="24"/>
-          <w:szCs w:val="24"/>
-        </w:rPr>
-      </w:pPr>
-      <w:r>
-        <w:rPr>
-          <w:sz w:val="24"/>
-          <w:szCs w:val="24"/>
-        </w:rPr>
-        <w:t xml:space="preserve">        mid = (low + high) / 2;</w:t>
-      </w:r>
-    </w:p>
-    <w:p>
-      <w:pPr>
-        <w:rPr>
-          <w:sz w:val="24"/>
-          <w:szCs w:val="24"/>
-        </w:rPr>
-      </w:pPr>
-      <w:r>
-        <w:rPr>
-          <w:sz w:val="24"/>
-          <w:szCs w:val="24"/>
-        </w:rPr>
-        <w:t xml:space="preserve">        </w:t>
-      </w:r>
-      <w:proofErr w:type="gramStart"/>
-      <w:r>
-        <w:rPr>
-          <w:sz w:val="24"/>
-          <w:szCs w:val="24"/>
-        </w:rPr>
-        <w:t>if(</w:t>
-      </w:r>
-      <w:proofErr w:type="gramEnd"/>
-      <w:r>
-        <w:rPr>
-          <w:sz w:val="24"/>
-          <w:szCs w:val="24"/>
-        </w:rPr>
-        <w:t>e == a[mid])</w:t>
-      </w:r>
-    </w:p>
-    <w:p>
-      <w:pPr>
-        <w:rPr>
-          <w:sz w:val="24"/>
-          <w:szCs w:val="24"/>
-        </w:rPr>
-      </w:pPr>
-      <w:r>
-        <w:rPr>
-          <w:sz w:val="24"/>
-          <w:szCs w:val="24"/>
-        </w:rPr>
-        <w:t xml:space="preserve">        {</w:t>
-      </w:r>
-    </w:p>
-    <w:p>
-      <w:pPr>
-        <w:rPr>
-          <w:sz w:val="24"/>
-          <w:szCs w:val="24"/>
-        </w:rPr>
-      </w:pPr>
-      <w:r>
-        <w:rPr>
-          <w:sz w:val="24"/>
-          <w:szCs w:val="24"/>
-        </w:rPr>
-        <w:t xml:space="preserve">            </w:t>
-      </w:r>
-      <w:proofErr w:type="spellStart"/>
-      <w:proofErr w:type="gramStart"/>
-      <w:r>
-        <w:rPr>
-          <w:sz w:val="24"/>
-          <w:szCs w:val="24"/>
-        </w:rPr>
-        <w:t>printf</w:t>
-      </w:r>
-      <w:proofErr w:type="spellEnd"/>
-      <w:r>
-        <w:rPr>
-          <w:sz w:val="24"/>
-          <w:szCs w:val="24"/>
-        </w:rPr>
-        <w:t>(</w:t>
-      </w:r>
-      <w:proofErr w:type="gramEnd"/>
-      <w:r>
-        <w:rPr>
-          <w:sz w:val="24"/>
-          <w:szCs w:val="24"/>
-        </w:rPr>
-        <w:t xml:space="preserve">"Element </w:t>
-      </w:r>
-      <w:r>
-        <w:rPr>
-          <w:sz w:val="24"/>
-          <w:szCs w:val="24"/>
-        </w:rPr>
-        <w:t>F</w:t>
-      </w:r>
-      <w:r>
-        <w:rPr>
-          <w:sz w:val="24"/>
-          <w:szCs w:val="24"/>
-        </w:rPr>
-        <w:t>ound at index %d", mid);</w:t>
-      </w:r>
-    </w:p>
-    <w:p>
-      <w:pPr>
-        <w:rPr>
-          <w:sz w:val="24"/>
-          <w:szCs w:val="24"/>
-        </w:rPr>
-      </w:pPr>
-      <w:r>
-        <w:rPr>
-          <w:sz w:val="24"/>
-          <w:szCs w:val="24"/>
-        </w:rPr>
-        <w:t xml:space="preserve">            return 0;</w:t>
-      </w:r>
-    </w:p>
-    <w:p>
-      <w:pPr>
-        <w:rPr>
-          <w:sz w:val="24"/>
-          <w:szCs w:val="24"/>
-        </w:rPr>
-      </w:pPr>
-      <w:r>
-        <w:rPr>
-          <w:sz w:val="24"/>
-          <w:szCs w:val="24"/>
-        </w:rPr>
-        <w:t xml:space="preserve">        }</w:t>
-      </w:r>
-    </w:p>
-    <w:p>
-      <w:pPr>
-        <w:rPr>
-          <w:sz w:val="24"/>
-          <w:szCs w:val="24"/>
-        </w:rPr>
-      </w:pPr>
-      <w:r>
-        <w:rPr>
-          <w:sz w:val="24"/>
-          <w:szCs w:val="24"/>
-        </w:rPr>
-        <w:t xml:space="preserve">        else </w:t>
-      </w:r>
-      <w:proofErr w:type="gramStart"/>
-      <w:r>
-        <w:rPr>
-          <w:sz w:val="24"/>
-          <w:szCs w:val="24"/>
-        </w:rPr>
-        <w:t>if(</w:t>
-      </w:r>
-      <w:proofErr w:type="gramEnd"/>
-      <w:r>
-        <w:rPr>
-          <w:sz w:val="24"/>
-          <w:szCs w:val="24"/>
-        </w:rPr>
-        <w:t>e &lt; a[mid])</w:t>
-      </w:r>
-    </w:p>
-    <w:p>
-      <w:pPr>
-        <w:rPr>
-          <w:sz w:val="24"/>
-          <w:szCs w:val="24"/>
-        </w:rPr>
-      </w:pPr>
-      <w:r>
-        <w:rPr>
-          <w:sz w:val="24"/>
-          <w:szCs w:val="24"/>
-        </w:rPr>
-        <w:t xml:space="preserve">        {</w:t>
-      </w:r>
-    </w:p>
-    <w:p>
-      <w:pPr>
-        <w:rPr>
-          <w:sz w:val="24"/>
-          <w:szCs w:val="24"/>
-        </w:rPr>
-      </w:pPr>
-      <w:r>
-        <w:rPr>
-          <w:sz w:val="24"/>
-          <w:szCs w:val="24"/>
-        </w:rPr>
-        <w:t xml:space="preserve">            high = mid - 1;</w:t>
-      </w:r>
-    </w:p>
-    <w:p>
-      <w:pPr>
-        <w:rPr>
-          <w:sz w:val="24"/>
-          <w:szCs w:val="24"/>
-        </w:rPr>
-      </w:pPr>
-      <w:r>
-        <w:rPr>
-          <w:sz w:val="24"/>
-          <w:szCs w:val="24"/>
-        </w:rPr>
-        <w:t xml:space="preserve">        }</w:t>
-      </w:r>
-    </w:p>
-    <w:p>
-      <w:pPr>
-        <w:rPr>
-          <w:sz w:val="24"/>
-          <w:szCs w:val="24"/>
-        </w:rPr>
-      </w:pPr>
-      <w:r>
-        <w:rPr>
-          <w:sz w:val="24"/>
-          <w:szCs w:val="24"/>
-        </w:rPr>
-        <w:t xml:space="preserve">        else</w:t>
-      </w:r>
-    </w:p>
-    <w:p>
-      <w:pPr>
-        <w:rPr>
-          <w:sz w:val="24"/>
-          <w:szCs w:val="24"/>
-        </w:rPr>
-      </w:pPr>
-      <w:r>
-        <w:rPr>
-          <w:sz w:val="24"/>
-          <w:szCs w:val="24"/>
-        </w:rPr>
-        <w:t xml:space="preserve">        {</w:t>
-      </w:r>
-    </w:p>
-    <w:p>
-      <w:pPr>
-        <w:rPr>
-          <w:sz w:val="24"/>
-          <w:szCs w:val="24"/>
-        </w:rPr>
-      </w:pPr>
-      <w:r>
-        <w:rPr>
-          <w:sz w:val="24"/>
-          <w:szCs w:val="24"/>
-        </w:rPr>
-        <w:t xml:space="preserve">            low = mid + 1;</w:t>
-      </w:r>
-    </w:p>
-    <w:p>
-      <w:pPr>
-        <w:rPr>
-          <w:sz w:val="24"/>
-          <w:szCs w:val="24"/>
-        </w:rPr>
-      </w:pPr>
-      <w:r>
-        <w:rPr>
-          <w:sz w:val="24"/>
-          <w:szCs w:val="24"/>
-        </w:rPr>
-        <w:t xml:space="preserve">        }</w:t>
-      </w:r>
-    </w:p>
-    <w:p>
-      <w:pPr>
-        <w:rPr>
-          <w:sz w:val="24"/>
-          <w:szCs w:val="24"/>
-        </w:rPr>
-      </w:pPr>
-      <w:r>
-        <w:rPr>
-          <w:sz w:val="24"/>
-          <w:szCs w:val="24"/>
-        </w:rPr>
-        <w:t xml:space="preserve">    }</w:t>
-      </w:r>
-    </w:p>
-    <w:p>
-      <w:pPr>
-        <w:rPr>
-          <w:sz w:val="24"/>
-          <w:szCs w:val="24"/>
-        </w:rPr>
-      </w:pPr>
-      <w:r>
-        <w:rPr>
-          <w:sz w:val="24"/>
-          <w:szCs w:val="24"/>
-        </w:rPr>
-        <w:t xml:space="preserve">    </w:t>
-      </w:r>
-      <w:proofErr w:type="spellStart"/>
-      <w:proofErr w:type="gramStart"/>
-      <w:r>
-        <w:rPr>
-          <w:sz w:val="24"/>
-          <w:szCs w:val="24"/>
-        </w:rPr>
-        <w:t>printf</w:t>
-      </w:r>
-      <w:proofErr w:type="spellEnd"/>
-      <w:r>
-        <w:rPr>
-          <w:sz w:val="24"/>
-          <w:szCs w:val="24"/>
-        </w:rPr>
-        <w:t>(</w:t>
-      </w:r>
-      <w:proofErr w:type="gramEnd"/>
-      <w:r>
-        <w:rPr>
-          <w:sz w:val="24"/>
-          <w:szCs w:val="24"/>
-        </w:rPr>
-        <w:t>"Element not found");</w:t>
+        <w:t>("Element not found");</w:t>
       </w:r>
     </w:p>
     <w:p>
@@ -2872,7 +2587,6 @@
           <w:sz w:val="24"/>
           <w:szCs w:val="24"/>
         </w:rPr>
-        <w:lastRenderedPageBreak/>
         <w:t>OUTPUT:</w:t>
       </w:r>
       <w:r>
@@ -2925,7 +2639,7 @@
                     </pic:cNvPicPr>
                   </pic:nvPicPr>
                   <pic:blipFill>
-                    <a:blip r:embed="rId6">
+                    <a:blip r:embed="rId7">
                       <a:extLst>
                         <a:ext uri="{28A0092B-C50C-407E-A947-70E740481C1C}">
                           <a14:useLocalDpi xmlns:a14="http://schemas.microsoft.com/office/drawing/2010/main" val="0"/>
@@ -3018,6 +2732,16 @@
           <w:szCs w:val="24"/>
         </w:rPr>
       </w:pPr>
+      <w:hyperlink r:id="rId8" w:history="1">
+        <w:r>
+          <w:rPr>
+            <w:rStyle w:val="Hyperlink"/>
+            <w:sz w:val="24"/>
+            <w:szCs w:val="24"/>
+          </w:rPr>
+          <w:t>https://github.com/atchayas-ai/24CSI024-25BAD016/blob/4ef5a4c30115d5fe6a6f2ebfb76bef65a0bd36d5/Binary%20Search.c</w:t>
+        </w:r>
+      </w:hyperlink>
     </w:p>
     <w:p>
       <w:pPr>
@@ -3352,6 +3076,7 @@
           <w:sz w:val="24"/>
           <w:szCs w:val="24"/>
         </w:rPr>
+        <w:lastRenderedPageBreak/>
         <w:t>Update: Read position and new value, replace the existing element.</w:t>
       </w:r>
     </w:p>
@@ -3392,7 +3117,6 @@
           <w:sz w:val="24"/>
           <w:szCs w:val="24"/>
         </w:rPr>
-        <w:lastRenderedPageBreak/>
         <w:t>Stop.</w:t>
       </w:r>
     </w:p>
@@ -3458,23 +3182,7 @@
           <w:sz w:val="24"/>
           <w:szCs w:val="24"/>
         </w:rPr>
-        <w:t xml:space="preserve">int </w:t>
-      </w:r>
-      <w:proofErr w:type="gramStart"/>
-      <w:r>
-        <w:rPr>
-          <w:sz w:val="24"/>
-          <w:szCs w:val="24"/>
-        </w:rPr>
-        <w:t>main(</w:t>
-      </w:r>
-      <w:proofErr w:type="gramEnd"/>
-      <w:r>
-        <w:rPr>
-          <w:sz w:val="24"/>
-          <w:szCs w:val="24"/>
-        </w:rPr>
-        <w:t>)</w:t>
+        <w:t>int main()</w:t>
       </w:r>
     </w:p>
     <w:p>
@@ -3504,23 +3212,7 @@
           <w:sz w:val="24"/>
           <w:szCs w:val="24"/>
         </w:rPr>
-        <w:t xml:space="preserve">    int </w:t>
-      </w:r>
-      <w:proofErr w:type="gramStart"/>
-      <w:r>
-        <w:rPr>
-          <w:sz w:val="24"/>
-          <w:szCs w:val="24"/>
-        </w:rPr>
-        <w:t>a[</w:t>
-      </w:r>
-      <w:proofErr w:type="gramEnd"/>
-      <w:r>
-        <w:rPr>
-          <w:sz w:val="24"/>
-          <w:szCs w:val="24"/>
-        </w:rPr>
-        <w:t xml:space="preserve">100], n, </w:t>
+        <w:t xml:space="preserve">    int a[100], n, </w:t>
       </w:r>
       <w:proofErr w:type="spellStart"/>
       <w:r>
@@ -3570,7 +3262,6 @@
         <w:t xml:space="preserve">    </w:t>
       </w:r>
       <w:proofErr w:type="spellStart"/>
-      <w:proofErr w:type="gramStart"/>
       <w:r>
         <w:rPr>
           <w:sz w:val="24"/>
@@ -3584,15 +3275,7 @@
           <w:sz w:val="24"/>
           <w:szCs w:val="24"/>
         </w:rPr>
-        <w:t>(</w:t>
-      </w:r>
-      <w:proofErr w:type="gramEnd"/>
-      <w:r>
-        <w:rPr>
-          <w:sz w:val="24"/>
-          <w:szCs w:val="24"/>
-        </w:rPr>
-        <w:t>"Enter number of elements: ");</w:t>
+        <w:t>("Enter number of elements: ");</w:t>
       </w:r>
     </w:p>
     <w:p>
@@ -3610,7 +3293,6 @@
         <w:t xml:space="preserve">    </w:t>
       </w:r>
       <w:proofErr w:type="spellStart"/>
-      <w:proofErr w:type="gramStart"/>
       <w:r>
         <w:rPr>
           <w:sz w:val="24"/>
@@ -3624,15 +3306,7 @@
           <w:sz w:val="24"/>
           <w:szCs w:val="24"/>
         </w:rPr>
-        <w:t>(</w:t>
-      </w:r>
-      <w:proofErr w:type="gramEnd"/>
-      <w:r>
-        <w:rPr>
-          <w:sz w:val="24"/>
-          <w:szCs w:val="24"/>
-        </w:rPr>
-        <w:t>"%d", &amp;n);</w:t>
+        <w:t>("%d", &amp;n);</w:t>
       </w:r>
     </w:p>
     <w:p>
@@ -3650,7 +3324,6 @@
         <w:t xml:space="preserve">    </w:t>
       </w:r>
       <w:proofErr w:type="spellStart"/>
-      <w:proofErr w:type="gramStart"/>
       <w:r>
         <w:rPr>
           <w:sz w:val="24"/>
@@ -3664,15 +3337,117 @@
           <w:sz w:val="24"/>
           <w:szCs w:val="24"/>
         </w:rPr>
-        <w:t>(</w:t>
-      </w:r>
-      <w:proofErr w:type="gramEnd"/>
-      <w:r>
-        <w:rPr>
-          <w:sz w:val="24"/>
-          <w:szCs w:val="24"/>
-        </w:rPr>
-        <w:t>"Enter elements:\n");</w:t>
+        <w:t>("Enter elements:\n");</w:t>
+      </w:r>
+    </w:p>
+    <w:p>
+      <w:pPr>
+        <w:rPr>
+          <w:sz w:val="24"/>
+          <w:szCs w:val="24"/>
+        </w:rPr>
+      </w:pPr>
+      <w:r>
+        <w:rPr>
+          <w:sz w:val="24"/>
+          <w:szCs w:val="24"/>
+        </w:rPr>
+        <w:t xml:space="preserve">    for(</w:t>
+      </w:r>
+      <w:proofErr w:type="spellStart"/>
+      <w:r>
+        <w:rPr>
+          <w:sz w:val="24"/>
+          <w:szCs w:val="24"/>
+        </w:rPr>
+        <w:t>i</w:t>
+      </w:r>
+      <w:proofErr w:type="spellEnd"/>
+      <w:r>
+        <w:rPr>
+          <w:sz w:val="24"/>
+          <w:szCs w:val="24"/>
+        </w:rPr>
+        <w:t xml:space="preserve"> = 0; </w:t>
+      </w:r>
+      <w:proofErr w:type="spellStart"/>
+      <w:r>
+        <w:rPr>
+          <w:sz w:val="24"/>
+          <w:szCs w:val="24"/>
+        </w:rPr>
+        <w:t>i</w:t>
+      </w:r>
+      <w:proofErr w:type="spellEnd"/>
+      <w:r>
+        <w:rPr>
+          <w:sz w:val="24"/>
+          <w:szCs w:val="24"/>
+        </w:rPr>
+        <w:t xml:space="preserve"> &lt; n; </w:t>
+      </w:r>
+      <w:proofErr w:type="spellStart"/>
+      <w:r>
+        <w:rPr>
+          <w:sz w:val="24"/>
+          <w:szCs w:val="24"/>
+        </w:rPr>
+        <w:t>i</w:t>
+      </w:r>
+      <w:proofErr w:type="spellEnd"/>
+      <w:r>
+        <w:rPr>
+          <w:sz w:val="24"/>
+          <w:szCs w:val="24"/>
+        </w:rPr>
+        <w:t>++)</w:t>
+      </w:r>
+    </w:p>
+    <w:p>
+      <w:pPr>
+        <w:rPr>
+          <w:sz w:val="24"/>
+          <w:szCs w:val="24"/>
+        </w:rPr>
+      </w:pPr>
+      <w:r>
+        <w:rPr>
+          <w:sz w:val="24"/>
+          <w:szCs w:val="24"/>
+        </w:rPr>
+        <w:t xml:space="preserve">        </w:t>
+      </w:r>
+      <w:proofErr w:type="spellStart"/>
+      <w:r>
+        <w:rPr>
+          <w:sz w:val="24"/>
+          <w:szCs w:val="24"/>
+        </w:rPr>
+        <w:t>scanf</w:t>
+      </w:r>
+      <w:proofErr w:type="spellEnd"/>
+      <w:r>
+        <w:rPr>
+          <w:sz w:val="24"/>
+          <w:szCs w:val="24"/>
+        </w:rPr>
+        <w:t>("%d", &amp;a[</w:t>
+      </w:r>
+      <w:proofErr w:type="spellStart"/>
+      <w:r>
+        <w:rPr>
+          <w:sz w:val="24"/>
+          <w:szCs w:val="24"/>
+        </w:rPr>
+        <w:t>i</w:t>
+      </w:r>
+      <w:proofErr w:type="spellEnd"/>
+      <w:r>
+        <w:rPr>
+          <w:sz w:val="24"/>
+          <w:szCs w:val="24"/>
+        </w:rPr>
+        <w:t>]);</w:t>
       </w:r>
     </w:p>
     <w:p>
@@ -3689,16 +3464,239 @@
         </w:rPr>
         <w:t xml:space="preserve">    </w:t>
       </w:r>
-      <w:proofErr w:type="gramStart"/>
-      <w:r>
-        <w:rPr>
-          <w:sz w:val="24"/>
-          <w:szCs w:val="24"/>
-        </w:rPr>
-        <w:t>for(</w:t>
-      </w:r>
-      <w:proofErr w:type="spellStart"/>
-      <w:proofErr w:type="gramEnd"/>
+      <w:proofErr w:type="spellStart"/>
+      <w:r>
+        <w:rPr>
+          <w:sz w:val="24"/>
+          <w:szCs w:val="24"/>
+        </w:rPr>
+        <w:t>printf</w:t>
+      </w:r>
+      <w:proofErr w:type="spellEnd"/>
+      <w:r>
+        <w:rPr>
+          <w:sz w:val="24"/>
+          <w:szCs w:val="24"/>
+        </w:rPr>
+        <w:t>("\n1.Insert\n2.Delete\n3.Update\n");</w:t>
+      </w:r>
+    </w:p>
+    <w:p>
+      <w:pPr>
+        <w:rPr>
+          <w:sz w:val="24"/>
+          <w:szCs w:val="24"/>
+        </w:rPr>
+      </w:pPr>
+      <w:r>
+        <w:rPr>
+          <w:sz w:val="24"/>
+          <w:szCs w:val="24"/>
+        </w:rPr>
+        <w:t xml:space="preserve">    </w:t>
+      </w:r>
+      <w:proofErr w:type="spellStart"/>
+      <w:r>
+        <w:rPr>
+          <w:sz w:val="24"/>
+          <w:szCs w:val="24"/>
+        </w:rPr>
+        <w:t>printf</w:t>
+      </w:r>
+      <w:proofErr w:type="spellEnd"/>
+      <w:r>
+        <w:rPr>
+          <w:sz w:val="24"/>
+          <w:szCs w:val="24"/>
+        </w:rPr>
+        <w:t>("Enter your choice: ");</w:t>
+      </w:r>
+    </w:p>
+    <w:p>
+      <w:pPr>
+        <w:rPr>
+          <w:sz w:val="24"/>
+          <w:szCs w:val="24"/>
+        </w:rPr>
+      </w:pPr>
+      <w:r>
+        <w:rPr>
+          <w:sz w:val="24"/>
+          <w:szCs w:val="24"/>
+        </w:rPr>
+        <w:t xml:space="preserve">    </w:t>
+      </w:r>
+      <w:proofErr w:type="spellStart"/>
+      <w:r>
+        <w:rPr>
+          <w:sz w:val="24"/>
+          <w:szCs w:val="24"/>
+        </w:rPr>
+        <w:t>scanf</w:t>
+      </w:r>
+      <w:proofErr w:type="spellEnd"/>
+      <w:r>
+        <w:rPr>
+          <w:sz w:val="24"/>
+          <w:szCs w:val="24"/>
+        </w:rPr>
+        <w:t>("%d", &amp;choice);</w:t>
+      </w:r>
+    </w:p>
+    <w:p>
+      <w:pPr>
+        <w:rPr>
+          <w:sz w:val="24"/>
+          <w:szCs w:val="24"/>
+        </w:rPr>
+      </w:pPr>
+      <w:r>
+        <w:rPr>
+          <w:sz w:val="24"/>
+          <w:szCs w:val="24"/>
+        </w:rPr>
+        <w:t xml:space="preserve">    switch(choice)</w:t>
+      </w:r>
+    </w:p>
+    <w:p>
+      <w:pPr>
+        <w:rPr>
+          <w:sz w:val="24"/>
+          <w:szCs w:val="24"/>
+        </w:rPr>
+      </w:pPr>
+      <w:r>
+        <w:rPr>
+          <w:sz w:val="24"/>
+          <w:szCs w:val="24"/>
+        </w:rPr>
+        <w:t xml:space="preserve">    {</w:t>
+      </w:r>
+    </w:p>
+    <w:p>
+      <w:pPr>
+        <w:rPr>
+          <w:sz w:val="24"/>
+          <w:szCs w:val="24"/>
+        </w:rPr>
+      </w:pPr>
+      <w:r>
+        <w:rPr>
+          <w:sz w:val="24"/>
+          <w:szCs w:val="24"/>
+        </w:rPr>
+        <w:t xml:space="preserve">        case 1:</w:t>
+      </w:r>
+    </w:p>
+    <w:p>
+      <w:pPr>
+        <w:rPr>
+          <w:sz w:val="24"/>
+          <w:szCs w:val="24"/>
+        </w:rPr>
+      </w:pPr>
+      <w:r>
+        <w:rPr>
+          <w:sz w:val="24"/>
+          <w:szCs w:val="24"/>
+        </w:rPr>
+        <w:t xml:space="preserve">            </w:t>
+      </w:r>
+      <w:proofErr w:type="spellStart"/>
+      <w:r>
+        <w:rPr>
+          <w:sz w:val="24"/>
+          <w:szCs w:val="24"/>
+        </w:rPr>
+        <w:t>printf</w:t>
+      </w:r>
+      <w:proofErr w:type="spellEnd"/>
+      <w:r>
+        <w:rPr>
+          <w:sz w:val="24"/>
+          <w:szCs w:val="24"/>
+        </w:rPr>
+        <w:t>("Enter position and value: ");</w:t>
+      </w:r>
+    </w:p>
+    <w:p>
+      <w:pPr>
+        <w:rPr>
+          <w:sz w:val="24"/>
+          <w:szCs w:val="24"/>
+        </w:rPr>
+      </w:pPr>
+      <w:r>
+        <w:rPr>
+          <w:sz w:val="24"/>
+          <w:szCs w:val="24"/>
+        </w:rPr>
+        <w:t xml:space="preserve">            </w:t>
+      </w:r>
+      <w:proofErr w:type="spellStart"/>
+      <w:r>
+        <w:rPr>
+          <w:sz w:val="24"/>
+          <w:szCs w:val="24"/>
+        </w:rPr>
+        <w:t>scanf</w:t>
+      </w:r>
+      <w:proofErr w:type="spellEnd"/>
+      <w:r>
+        <w:rPr>
+          <w:sz w:val="24"/>
+          <w:szCs w:val="24"/>
+        </w:rPr>
+        <w:t>("%</w:t>
+      </w:r>
+      <w:proofErr w:type="spellStart"/>
+      <w:r>
+        <w:rPr>
+          <w:sz w:val="24"/>
+          <w:szCs w:val="24"/>
+        </w:rPr>
+        <w:t>d%d</w:t>
+      </w:r>
+      <w:proofErr w:type="spellEnd"/>
+      <w:r>
+        <w:rPr>
+          <w:sz w:val="24"/>
+          <w:szCs w:val="24"/>
+        </w:rPr>
+        <w:t>", &amp;</w:t>
+      </w:r>
+      <w:proofErr w:type="spellStart"/>
+      <w:r>
+        <w:rPr>
+          <w:sz w:val="24"/>
+          <w:szCs w:val="24"/>
+        </w:rPr>
+        <w:t>pos</w:t>
+      </w:r>
+      <w:proofErr w:type="spellEnd"/>
+      <w:r>
+        <w:rPr>
+          <w:sz w:val="24"/>
+          <w:szCs w:val="24"/>
+        </w:rPr>
+        <w:t>, &amp;value);</w:t>
+      </w:r>
+    </w:p>
+    <w:p>
+      <w:pPr>
+        <w:rPr>
+          <w:sz w:val="24"/>
+          <w:szCs w:val="24"/>
+        </w:rPr>
+      </w:pPr>
+      <w:r>
+        <w:rPr>
+          <w:sz w:val="24"/>
+          <w:szCs w:val="24"/>
+        </w:rPr>
+        <w:t xml:space="preserve">            for(</w:t>
+      </w:r>
+      <w:proofErr w:type="spellStart"/>
       <w:r>
         <w:rPr>
           <w:sz w:val="24"/>
@@ -3712,6 +3710,697 @@
           <w:sz w:val="24"/>
           <w:szCs w:val="24"/>
         </w:rPr>
+        <w:t xml:space="preserve"> = n; </w:t>
+      </w:r>
+      <w:proofErr w:type="spellStart"/>
+      <w:r>
+        <w:rPr>
+          <w:sz w:val="24"/>
+          <w:szCs w:val="24"/>
+        </w:rPr>
+        <w:t>i</w:t>
+      </w:r>
+      <w:proofErr w:type="spellEnd"/>
+      <w:r>
+        <w:rPr>
+          <w:sz w:val="24"/>
+          <w:szCs w:val="24"/>
+        </w:rPr>
+        <w:t xml:space="preserve"> &gt; </w:t>
+      </w:r>
+      <w:proofErr w:type="spellStart"/>
+      <w:r>
+        <w:rPr>
+          <w:sz w:val="24"/>
+          <w:szCs w:val="24"/>
+        </w:rPr>
+        <w:t>pos</w:t>
+      </w:r>
+      <w:proofErr w:type="spellEnd"/>
+      <w:r>
+        <w:rPr>
+          <w:sz w:val="24"/>
+          <w:szCs w:val="24"/>
+        </w:rPr>
+        <w:t>; i--)</w:t>
+      </w:r>
+    </w:p>
+    <w:p>
+      <w:pPr>
+        <w:rPr>
+          <w:sz w:val="24"/>
+          <w:szCs w:val="24"/>
+        </w:rPr>
+      </w:pPr>
+      <w:r>
+        <w:rPr>
+          <w:sz w:val="24"/>
+          <w:szCs w:val="24"/>
+        </w:rPr>
+        <w:t xml:space="preserve">                a[</w:t>
+      </w:r>
+      <w:proofErr w:type="spellStart"/>
+      <w:r>
+        <w:rPr>
+          <w:sz w:val="24"/>
+          <w:szCs w:val="24"/>
+        </w:rPr>
+        <w:t>i</w:t>
+      </w:r>
+      <w:proofErr w:type="spellEnd"/>
+      <w:r>
+        <w:rPr>
+          <w:sz w:val="24"/>
+          <w:szCs w:val="24"/>
+        </w:rPr>
+        <w:t>] = a[</w:t>
+      </w:r>
+      <w:proofErr w:type="spellStart"/>
+      <w:r>
+        <w:rPr>
+          <w:sz w:val="24"/>
+          <w:szCs w:val="24"/>
+        </w:rPr>
+        <w:t>i</w:t>
+      </w:r>
+      <w:proofErr w:type="spellEnd"/>
+      <w:r>
+        <w:rPr>
+          <w:sz w:val="24"/>
+          <w:szCs w:val="24"/>
+        </w:rPr>
+        <w:t xml:space="preserve"> - 1];</w:t>
+      </w:r>
+    </w:p>
+    <w:p>
+      <w:pPr>
+        <w:rPr>
+          <w:sz w:val="24"/>
+          <w:szCs w:val="24"/>
+        </w:rPr>
+      </w:pPr>
+      <w:r>
+        <w:rPr>
+          <w:sz w:val="24"/>
+          <w:szCs w:val="24"/>
+        </w:rPr>
+        <w:t xml:space="preserve">            a[</w:t>
+      </w:r>
+      <w:proofErr w:type="spellStart"/>
+      <w:r>
+        <w:rPr>
+          <w:sz w:val="24"/>
+          <w:szCs w:val="24"/>
+        </w:rPr>
+        <w:t>pos</w:t>
+      </w:r>
+      <w:proofErr w:type="spellEnd"/>
+      <w:r>
+        <w:rPr>
+          <w:sz w:val="24"/>
+          <w:szCs w:val="24"/>
+        </w:rPr>
+        <w:t>] = value;</w:t>
+      </w:r>
+    </w:p>
+    <w:p>
+      <w:pPr>
+        <w:rPr>
+          <w:sz w:val="24"/>
+          <w:szCs w:val="24"/>
+        </w:rPr>
+      </w:pPr>
+      <w:r>
+        <w:rPr>
+          <w:sz w:val="24"/>
+          <w:szCs w:val="24"/>
+        </w:rPr>
+        <w:t xml:space="preserve">            n++;</w:t>
+      </w:r>
+    </w:p>
+    <w:p>
+      <w:pPr>
+        <w:rPr>
+          <w:sz w:val="24"/>
+          <w:szCs w:val="24"/>
+        </w:rPr>
+      </w:pPr>
+      <w:r>
+        <w:rPr>
+          <w:sz w:val="24"/>
+          <w:szCs w:val="24"/>
+        </w:rPr>
+        <w:t xml:space="preserve">            break;</w:t>
+      </w:r>
+    </w:p>
+    <w:p>
+      <w:pPr>
+        <w:rPr>
+          <w:sz w:val="24"/>
+          <w:szCs w:val="24"/>
+        </w:rPr>
+      </w:pPr>
+      <w:r>
+        <w:rPr>
+          <w:sz w:val="24"/>
+          <w:szCs w:val="24"/>
+        </w:rPr>
+        <w:t xml:space="preserve">        case 2:</w:t>
+      </w:r>
+    </w:p>
+    <w:p>
+      <w:pPr>
+        <w:rPr>
+          <w:sz w:val="24"/>
+          <w:szCs w:val="24"/>
+        </w:rPr>
+      </w:pPr>
+      <w:r>
+        <w:rPr>
+          <w:sz w:val="24"/>
+          <w:szCs w:val="24"/>
+        </w:rPr>
+        <w:t xml:space="preserve">            </w:t>
+      </w:r>
+      <w:proofErr w:type="spellStart"/>
+      <w:r>
+        <w:rPr>
+          <w:sz w:val="24"/>
+          <w:szCs w:val="24"/>
+        </w:rPr>
+        <w:t>printf</w:t>
+      </w:r>
+      <w:proofErr w:type="spellEnd"/>
+      <w:r>
+        <w:rPr>
+          <w:sz w:val="24"/>
+          <w:szCs w:val="24"/>
+        </w:rPr>
+        <w:t>("Enter position to delete: ");</w:t>
+      </w:r>
+    </w:p>
+    <w:p>
+      <w:pPr>
+        <w:rPr>
+          <w:sz w:val="24"/>
+          <w:szCs w:val="24"/>
+        </w:rPr>
+      </w:pPr>
+      <w:r>
+        <w:rPr>
+          <w:sz w:val="24"/>
+          <w:szCs w:val="24"/>
+        </w:rPr>
+        <w:t xml:space="preserve">            </w:t>
+      </w:r>
+      <w:proofErr w:type="spellStart"/>
+      <w:r>
+        <w:rPr>
+          <w:sz w:val="24"/>
+          <w:szCs w:val="24"/>
+        </w:rPr>
+        <w:t>scanf</w:t>
+      </w:r>
+      <w:proofErr w:type="spellEnd"/>
+      <w:r>
+        <w:rPr>
+          <w:sz w:val="24"/>
+          <w:szCs w:val="24"/>
+        </w:rPr>
+        <w:t>("%d", &amp;</w:t>
+      </w:r>
+      <w:proofErr w:type="spellStart"/>
+      <w:r>
+        <w:rPr>
+          <w:sz w:val="24"/>
+          <w:szCs w:val="24"/>
+        </w:rPr>
+        <w:t>pos</w:t>
+      </w:r>
+      <w:proofErr w:type="spellEnd"/>
+      <w:r>
+        <w:rPr>
+          <w:sz w:val="24"/>
+          <w:szCs w:val="24"/>
+        </w:rPr>
+        <w:t>);</w:t>
+      </w:r>
+    </w:p>
+    <w:p>
+      <w:pPr>
+        <w:rPr>
+          <w:sz w:val="24"/>
+          <w:szCs w:val="24"/>
+        </w:rPr>
+      </w:pPr>
+      <w:r>
+        <w:rPr>
+          <w:sz w:val="24"/>
+          <w:szCs w:val="24"/>
+        </w:rPr>
+        <w:t xml:space="preserve">            for(</w:t>
+      </w:r>
+      <w:proofErr w:type="spellStart"/>
+      <w:r>
+        <w:rPr>
+          <w:sz w:val="24"/>
+          <w:szCs w:val="24"/>
+        </w:rPr>
+        <w:t>i</w:t>
+      </w:r>
+      <w:proofErr w:type="spellEnd"/>
+      <w:r>
+        <w:rPr>
+          <w:sz w:val="24"/>
+          <w:szCs w:val="24"/>
+        </w:rPr>
+        <w:t xml:space="preserve"> = </w:t>
+      </w:r>
+      <w:proofErr w:type="spellStart"/>
+      <w:r>
+        <w:rPr>
+          <w:sz w:val="24"/>
+          <w:szCs w:val="24"/>
+        </w:rPr>
+        <w:t>pos</w:t>
+      </w:r>
+      <w:proofErr w:type="spellEnd"/>
+      <w:r>
+        <w:rPr>
+          <w:sz w:val="24"/>
+          <w:szCs w:val="24"/>
+        </w:rPr>
+        <w:t xml:space="preserve">; </w:t>
+      </w:r>
+      <w:proofErr w:type="spellStart"/>
+      <w:r>
+        <w:rPr>
+          <w:sz w:val="24"/>
+          <w:szCs w:val="24"/>
+        </w:rPr>
+        <w:t>i</w:t>
+      </w:r>
+      <w:proofErr w:type="spellEnd"/>
+      <w:r>
+        <w:rPr>
+          <w:sz w:val="24"/>
+          <w:szCs w:val="24"/>
+        </w:rPr>
+        <w:t xml:space="preserve"> &lt; n - 1; </w:t>
+      </w:r>
+      <w:proofErr w:type="spellStart"/>
+      <w:r>
+        <w:rPr>
+          <w:sz w:val="24"/>
+          <w:szCs w:val="24"/>
+        </w:rPr>
+        <w:t>i</w:t>
+      </w:r>
+      <w:proofErr w:type="spellEnd"/>
+      <w:r>
+        <w:rPr>
+          <w:sz w:val="24"/>
+          <w:szCs w:val="24"/>
+        </w:rPr>
+        <w:t>++)</w:t>
+      </w:r>
+    </w:p>
+    <w:p>
+      <w:pPr>
+        <w:rPr>
+          <w:sz w:val="24"/>
+          <w:szCs w:val="24"/>
+        </w:rPr>
+      </w:pPr>
+      <w:r>
+        <w:rPr>
+          <w:sz w:val="24"/>
+          <w:szCs w:val="24"/>
+        </w:rPr>
+        <w:lastRenderedPageBreak/>
+        <w:t xml:space="preserve">                a[</w:t>
+      </w:r>
+      <w:proofErr w:type="spellStart"/>
+      <w:r>
+        <w:rPr>
+          <w:sz w:val="24"/>
+          <w:szCs w:val="24"/>
+        </w:rPr>
+        <w:t>i</w:t>
+      </w:r>
+      <w:proofErr w:type="spellEnd"/>
+      <w:r>
+        <w:rPr>
+          <w:sz w:val="24"/>
+          <w:szCs w:val="24"/>
+        </w:rPr>
+        <w:t>] = a[</w:t>
+      </w:r>
+      <w:proofErr w:type="spellStart"/>
+      <w:r>
+        <w:rPr>
+          <w:sz w:val="24"/>
+          <w:szCs w:val="24"/>
+        </w:rPr>
+        <w:t>i</w:t>
+      </w:r>
+      <w:proofErr w:type="spellEnd"/>
+      <w:r>
+        <w:rPr>
+          <w:sz w:val="24"/>
+          <w:szCs w:val="24"/>
+        </w:rPr>
+        <w:t xml:space="preserve"> + 1];</w:t>
+      </w:r>
+    </w:p>
+    <w:p>
+      <w:pPr>
+        <w:rPr>
+          <w:sz w:val="24"/>
+          <w:szCs w:val="24"/>
+        </w:rPr>
+      </w:pPr>
+    </w:p>
+    <w:p>
+      <w:pPr>
+        <w:rPr>
+          <w:sz w:val="24"/>
+          <w:szCs w:val="24"/>
+        </w:rPr>
+      </w:pPr>
+      <w:r>
+        <w:rPr>
+          <w:sz w:val="24"/>
+          <w:szCs w:val="24"/>
+        </w:rPr>
+        <w:t xml:space="preserve">            n--;</w:t>
+      </w:r>
+    </w:p>
+    <w:p>
+      <w:pPr>
+        <w:rPr>
+          <w:sz w:val="24"/>
+          <w:szCs w:val="24"/>
+        </w:rPr>
+      </w:pPr>
+      <w:r>
+        <w:rPr>
+          <w:sz w:val="24"/>
+          <w:szCs w:val="24"/>
+        </w:rPr>
+        <w:t xml:space="preserve">            break;</w:t>
+      </w:r>
+    </w:p>
+    <w:p>
+      <w:pPr>
+        <w:rPr>
+          <w:sz w:val="24"/>
+          <w:szCs w:val="24"/>
+        </w:rPr>
+      </w:pPr>
+      <w:r>
+        <w:rPr>
+          <w:sz w:val="24"/>
+          <w:szCs w:val="24"/>
+        </w:rPr>
+        <w:t xml:space="preserve">        case 3:</w:t>
+      </w:r>
+    </w:p>
+    <w:p>
+      <w:pPr>
+        <w:rPr>
+          <w:sz w:val="24"/>
+          <w:szCs w:val="24"/>
+        </w:rPr>
+      </w:pPr>
+      <w:r>
+        <w:rPr>
+          <w:sz w:val="24"/>
+          <w:szCs w:val="24"/>
+        </w:rPr>
+        <w:t xml:space="preserve">            </w:t>
+      </w:r>
+      <w:proofErr w:type="spellStart"/>
+      <w:r>
+        <w:rPr>
+          <w:sz w:val="24"/>
+          <w:szCs w:val="24"/>
+        </w:rPr>
+        <w:t>printf</w:t>
+      </w:r>
+      <w:proofErr w:type="spellEnd"/>
+      <w:r>
+        <w:rPr>
+          <w:sz w:val="24"/>
+          <w:szCs w:val="24"/>
+        </w:rPr>
+        <w:t>("Enter position and new value: ");</w:t>
+      </w:r>
+    </w:p>
+    <w:p>
+      <w:pPr>
+        <w:rPr>
+          <w:sz w:val="24"/>
+          <w:szCs w:val="24"/>
+        </w:rPr>
+      </w:pPr>
+      <w:r>
+        <w:rPr>
+          <w:sz w:val="24"/>
+          <w:szCs w:val="24"/>
+        </w:rPr>
+        <w:t xml:space="preserve">            </w:t>
+      </w:r>
+      <w:proofErr w:type="spellStart"/>
+      <w:r>
+        <w:rPr>
+          <w:sz w:val="24"/>
+          <w:szCs w:val="24"/>
+        </w:rPr>
+        <w:t>scanf</w:t>
+      </w:r>
+      <w:proofErr w:type="spellEnd"/>
+      <w:r>
+        <w:rPr>
+          <w:sz w:val="24"/>
+          <w:szCs w:val="24"/>
+        </w:rPr>
+        <w:t>("%</w:t>
+      </w:r>
+      <w:proofErr w:type="spellStart"/>
+      <w:r>
+        <w:rPr>
+          <w:sz w:val="24"/>
+          <w:szCs w:val="24"/>
+        </w:rPr>
+        <w:t>d%d</w:t>
+      </w:r>
+      <w:proofErr w:type="spellEnd"/>
+      <w:r>
+        <w:rPr>
+          <w:sz w:val="24"/>
+          <w:szCs w:val="24"/>
+        </w:rPr>
+        <w:t>", &amp;</w:t>
+      </w:r>
+      <w:proofErr w:type="spellStart"/>
+      <w:r>
+        <w:rPr>
+          <w:sz w:val="24"/>
+          <w:szCs w:val="24"/>
+        </w:rPr>
+        <w:t>pos</w:t>
+      </w:r>
+      <w:proofErr w:type="spellEnd"/>
+      <w:r>
+        <w:rPr>
+          <w:sz w:val="24"/>
+          <w:szCs w:val="24"/>
+        </w:rPr>
+        <w:t>, &amp;value);</w:t>
+      </w:r>
+    </w:p>
+    <w:p>
+      <w:pPr>
+        <w:rPr>
+          <w:sz w:val="24"/>
+          <w:szCs w:val="24"/>
+        </w:rPr>
+      </w:pPr>
+      <w:r>
+        <w:rPr>
+          <w:sz w:val="24"/>
+          <w:szCs w:val="24"/>
+        </w:rPr>
+        <w:t xml:space="preserve">            a[</w:t>
+      </w:r>
+      <w:proofErr w:type="spellStart"/>
+      <w:r>
+        <w:rPr>
+          <w:sz w:val="24"/>
+          <w:szCs w:val="24"/>
+        </w:rPr>
+        <w:t>pos</w:t>
+      </w:r>
+      <w:proofErr w:type="spellEnd"/>
+      <w:r>
+        <w:rPr>
+          <w:sz w:val="24"/>
+          <w:szCs w:val="24"/>
+        </w:rPr>
+        <w:t>] = value;</w:t>
+      </w:r>
+    </w:p>
+    <w:p>
+      <w:pPr>
+        <w:rPr>
+          <w:sz w:val="24"/>
+          <w:szCs w:val="24"/>
+        </w:rPr>
+      </w:pPr>
+      <w:r>
+        <w:rPr>
+          <w:sz w:val="24"/>
+          <w:szCs w:val="24"/>
+        </w:rPr>
+        <w:t xml:space="preserve">            break;</w:t>
+      </w:r>
+    </w:p>
+    <w:p>
+      <w:pPr>
+        <w:rPr>
+          <w:sz w:val="24"/>
+          <w:szCs w:val="24"/>
+        </w:rPr>
+      </w:pPr>
+      <w:r>
+        <w:rPr>
+          <w:sz w:val="24"/>
+          <w:szCs w:val="24"/>
+        </w:rPr>
+        <w:t xml:space="preserve">        default:</w:t>
+      </w:r>
+    </w:p>
+    <w:p>
+      <w:pPr>
+        <w:rPr>
+          <w:sz w:val="24"/>
+          <w:szCs w:val="24"/>
+        </w:rPr>
+      </w:pPr>
+      <w:r>
+        <w:rPr>
+          <w:sz w:val="24"/>
+          <w:szCs w:val="24"/>
+        </w:rPr>
+        <w:t xml:space="preserve">            </w:t>
+      </w:r>
+      <w:proofErr w:type="spellStart"/>
+      <w:r>
+        <w:rPr>
+          <w:sz w:val="24"/>
+          <w:szCs w:val="24"/>
+        </w:rPr>
+        <w:t>printf</w:t>
+      </w:r>
+      <w:proofErr w:type="spellEnd"/>
+      <w:r>
+        <w:rPr>
+          <w:sz w:val="24"/>
+          <w:szCs w:val="24"/>
+        </w:rPr>
+        <w:t>("Invalid Choice");</w:t>
+      </w:r>
+    </w:p>
+    <w:p>
+      <w:pPr>
+        <w:rPr>
+          <w:sz w:val="24"/>
+          <w:szCs w:val="24"/>
+        </w:rPr>
+      </w:pPr>
+      <w:r>
+        <w:rPr>
+          <w:sz w:val="24"/>
+          <w:szCs w:val="24"/>
+        </w:rPr>
+        <w:t xml:space="preserve">            return 0;</w:t>
+      </w:r>
+    </w:p>
+    <w:p>
+      <w:pPr>
+        <w:rPr>
+          <w:sz w:val="24"/>
+          <w:szCs w:val="24"/>
+        </w:rPr>
+      </w:pPr>
+      <w:r>
+        <w:rPr>
+          <w:sz w:val="24"/>
+          <w:szCs w:val="24"/>
+        </w:rPr>
+        <w:t xml:space="preserve">    }</w:t>
+      </w:r>
+    </w:p>
+    <w:p>
+      <w:pPr>
+        <w:rPr>
+          <w:sz w:val="24"/>
+          <w:szCs w:val="24"/>
+        </w:rPr>
+      </w:pPr>
+      <w:r>
+        <w:rPr>
+          <w:sz w:val="24"/>
+          <w:szCs w:val="24"/>
+        </w:rPr>
+        <w:t xml:space="preserve">    </w:t>
+      </w:r>
+      <w:proofErr w:type="spellStart"/>
+      <w:r>
+        <w:rPr>
+          <w:sz w:val="24"/>
+          <w:szCs w:val="24"/>
+        </w:rPr>
+        <w:t>printf</w:t>
+      </w:r>
+      <w:proofErr w:type="spellEnd"/>
+      <w:r>
+        <w:rPr>
+          <w:sz w:val="24"/>
+          <w:szCs w:val="24"/>
+        </w:rPr>
+        <w:t>("Updated List: ");</w:t>
+      </w:r>
+    </w:p>
+    <w:p>
+      <w:pPr>
+        <w:rPr>
+          <w:sz w:val="24"/>
+          <w:szCs w:val="24"/>
+        </w:rPr>
+      </w:pPr>
+      <w:r>
+        <w:rPr>
+          <w:sz w:val="24"/>
+          <w:szCs w:val="24"/>
+        </w:rPr>
+        <w:t xml:space="preserve">    for(</w:t>
+      </w:r>
+      <w:proofErr w:type="spellStart"/>
+      <w:r>
+        <w:rPr>
+          <w:sz w:val="24"/>
+          <w:szCs w:val="24"/>
+        </w:rPr>
+        <w:t>i</w:t>
+      </w:r>
+      <w:proofErr w:type="spellEnd"/>
+      <w:r>
+        <w:rPr>
+          <w:sz w:val="24"/>
+          <w:szCs w:val="24"/>
+        </w:rPr>
         <w:t xml:space="preserve"> = 0; </w:t>
       </w:r>
       <w:proofErr w:type="spellStart"/>
@@ -3762,62 +4451,6 @@
         <w:t xml:space="preserve">        </w:t>
       </w:r>
       <w:proofErr w:type="spellStart"/>
-      <w:proofErr w:type="gramStart"/>
-      <w:r>
-        <w:rPr>
-          <w:sz w:val="24"/>
-          <w:szCs w:val="24"/>
-        </w:rPr>
-        <w:t>scanf</w:t>
-      </w:r>
-      <w:proofErr w:type="spellEnd"/>
-      <w:r>
-        <w:rPr>
-          <w:sz w:val="24"/>
-          <w:szCs w:val="24"/>
-        </w:rPr>
-        <w:t>(</w:t>
-      </w:r>
-      <w:proofErr w:type="gramEnd"/>
-      <w:r>
-        <w:rPr>
-          <w:sz w:val="24"/>
-          <w:szCs w:val="24"/>
-        </w:rPr>
-        <w:t>"%d", &amp;a[</w:t>
-      </w:r>
-      <w:proofErr w:type="spellStart"/>
-      <w:r>
-        <w:rPr>
-          <w:sz w:val="24"/>
-          <w:szCs w:val="24"/>
-        </w:rPr>
-        <w:t>i</w:t>
-      </w:r>
-      <w:proofErr w:type="spellEnd"/>
-      <w:r>
-        <w:rPr>
-          <w:sz w:val="24"/>
-          <w:szCs w:val="24"/>
-        </w:rPr>
-        <w:t>]);</w:t>
-      </w:r>
-    </w:p>
-    <w:p>
-      <w:pPr>
-        <w:rPr>
-          <w:sz w:val="24"/>
-          <w:szCs w:val="24"/>
-        </w:rPr>
-      </w:pPr>
-      <w:r>
-        <w:rPr>
-          <w:sz w:val="24"/>
-          <w:szCs w:val="24"/>
-        </w:rPr>
-        <w:t xml:space="preserve">    </w:t>
-      </w:r>
-      <w:proofErr w:type="spellStart"/>
       <w:r>
         <w:rPr>
           <w:sz w:val="24"/>
@@ -3831,1152 +4464,7 @@
           <w:sz w:val="24"/>
           <w:szCs w:val="24"/>
         </w:rPr>
-        <w:t>("\n1.Insert\n2.Delete\n3.Update\n");</w:t>
-      </w:r>
-    </w:p>
-    <w:p>
-      <w:pPr>
-        <w:rPr>
-          <w:sz w:val="24"/>
-          <w:szCs w:val="24"/>
-        </w:rPr>
-      </w:pPr>
-      <w:r>
-        <w:rPr>
-          <w:sz w:val="24"/>
-          <w:szCs w:val="24"/>
-        </w:rPr>
-        <w:t xml:space="preserve">    </w:t>
-      </w:r>
-      <w:proofErr w:type="spellStart"/>
-      <w:proofErr w:type="gramStart"/>
-      <w:r>
-        <w:rPr>
-          <w:sz w:val="24"/>
-          <w:szCs w:val="24"/>
-        </w:rPr>
-        <w:t>printf</w:t>
-      </w:r>
-      <w:proofErr w:type="spellEnd"/>
-      <w:r>
-        <w:rPr>
-          <w:sz w:val="24"/>
-          <w:szCs w:val="24"/>
-        </w:rPr>
-        <w:t>(</w:t>
-      </w:r>
-      <w:proofErr w:type="gramEnd"/>
-      <w:r>
-        <w:rPr>
-          <w:sz w:val="24"/>
-          <w:szCs w:val="24"/>
-        </w:rPr>
-        <w:t>"Enter your choice: ");</w:t>
-      </w:r>
-    </w:p>
-    <w:p>
-      <w:pPr>
-        <w:rPr>
-          <w:sz w:val="24"/>
-          <w:szCs w:val="24"/>
-        </w:rPr>
-      </w:pPr>
-      <w:r>
-        <w:rPr>
-          <w:sz w:val="24"/>
-          <w:szCs w:val="24"/>
-        </w:rPr>
-        <w:t xml:space="preserve">    </w:t>
-      </w:r>
-      <w:proofErr w:type="spellStart"/>
-      <w:proofErr w:type="gramStart"/>
-      <w:r>
-        <w:rPr>
-          <w:sz w:val="24"/>
-          <w:szCs w:val="24"/>
-        </w:rPr>
-        <w:t>scanf</w:t>
-      </w:r>
-      <w:proofErr w:type="spellEnd"/>
-      <w:r>
-        <w:rPr>
-          <w:sz w:val="24"/>
-          <w:szCs w:val="24"/>
-        </w:rPr>
-        <w:t>(</w:t>
-      </w:r>
-      <w:proofErr w:type="gramEnd"/>
-      <w:r>
-        <w:rPr>
-          <w:sz w:val="24"/>
-          <w:szCs w:val="24"/>
-        </w:rPr>
-        <w:t>"%d", &amp;choice);</w:t>
-      </w:r>
-    </w:p>
-    <w:p>
-      <w:pPr>
-        <w:rPr>
-          <w:sz w:val="24"/>
-          <w:szCs w:val="24"/>
-        </w:rPr>
-      </w:pPr>
-      <w:r>
-        <w:rPr>
-          <w:sz w:val="24"/>
-          <w:szCs w:val="24"/>
-        </w:rPr>
-        <w:t xml:space="preserve">    switch(choice)</w:t>
-      </w:r>
-    </w:p>
-    <w:p>
-      <w:pPr>
-        <w:rPr>
-          <w:sz w:val="24"/>
-          <w:szCs w:val="24"/>
-        </w:rPr>
-      </w:pPr>
-      <w:r>
-        <w:rPr>
-          <w:sz w:val="24"/>
-          <w:szCs w:val="24"/>
-        </w:rPr>
-        <w:t xml:space="preserve">    {</w:t>
-      </w:r>
-    </w:p>
-    <w:p>
-      <w:pPr>
-        <w:rPr>
-          <w:sz w:val="24"/>
-          <w:szCs w:val="24"/>
-        </w:rPr>
-      </w:pPr>
-      <w:r>
-        <w:rPr>
-          <w:sz w:val="24"/>
-          <w:szCs w:val="24"/>
-        </w:rPr>
-        <w:t xml:space="preserve">        case 1:</w:t>
-      </w:r>
-    </w:p>
-    <w:p>
-      <w:pPr>
-        <w:rPr>
-          <w:sz w:val="24"/>
-          <w:szCs w:val="24"/>
-        </w:rPr>
-      </w:pPr>
-      <w:r>
-        <w:rPr>
-          <w:sz w:val="24"/>
-          <w:szCs w:val="24"/>
-        </w:rPr>
-        <w:t xml:space="preserve">            </w:t>
-      </w:r>
-      <w:proofErr w:type="spellStart"/>
-      <w:proofErr w:type="gramStart"/>
-      <w:r>
-        <w:rPr>
-          <w:sz w:val="24"/>
-          <w:szCs w:val="24"/>
-        </w:rPr>
-        <w:t>printf</w:t>
-      </w:r>
-      <w:proofErr w:type="spellEnd"/>
-      <w:r>
-        <w:rPr>
-          <w:sz w:val="24"/>
-          <w:szCs w:val="24"/>
-        </w:rPr>
-        <w:t>(</w:t>
-      </w:r>
-      <w:proofErr w:type="gramEnd"/>
-      <w:r>
-        <w:rPr>
-          <w:sz w:val="24"/>
-          <w:szCs w:val="24"/>
-        </w:rPr>
-        <w:t>"Enter position and value: ");</w:t>
-      </w:r>
-    </w:p>
-    <w:p>
-      <w:pPr>
-        <w:rPr>
-          <w:sz w:val="24"/>
-          <w:szCs w:val="24"/>
-        </w:rPr>
-      </w:pPr>
-      <w:r>
-        <w:rPr>
-          <w:sz w:val="24"/>
-          <w:szCs w:val="24"/>
-        </w:rPr>
-        <w:t xml:space="preserve">            </w:t>
-      </w:r>
-      <w:proofErr w:type="spellStart"/>
-      <w:proofErr w:type="gramStart"/>
-      <w:r>
-        <w:rPr>
-          <w:sz w:val="24"/>
-          <w:szCs w:val="24"/>
-        </w:rPr>
-        <w:t>scanf</w:t>
-      </w:r>
-      <w:proofErr w:type="spellEnd"/>
-      <w:r>
-        <w:rPr>
-          <w:sz w:val="24"/>
-          <w:szCs w:val="24"/>
-        </w:rPr>
-        <w:t>(</w:t>
-      </w:r>
-      <w:proofErr w:type="gramEnd"/>
-      <w:r>
-        <w:rPr>
-          <w:sz w:val="24"/>
-          <w:szCs w:val="24"/>
-        </w:rPr>
-        <w:t>"%</w:t>
-      </w:r>
-      <w:proofErr w:type="spellStart"/>
-      <w:r>
-        <w:rPr>
-          <w:sz w:val="24"/>
-          <w:szCs w:val="24"/>
-        </w:rPr>
-        <w:t>d%d</w:t>
-      </w:r>
-      <w:proofErr w:type="spellEnd"/>
-      <w:r>
-        <w:rPr>
-          <w:sz w:val="24"/>
-          <w:szCs w:val="24"/>
-        </w:rPr>
-        <w:t>", &amp;</w:t>
-      </w:r>
-      <w:proofErr w:type="spellStart"/>
-      <w:r>
-        <w:rPr>
-          <w:sz w:val="24"/>
-          <w:szCs w:val="24"/>
-        </w:rPr>
-        <w:t>pos</w:t>
-      </w:r>
-      <w:proofErr w:type="spellEnd"/>
-      <w:r>
-        <w:rPr>
-          <w:sz w:val="24"/>
-          <w:szCs w:val="24"/>
-        </w:rPr>
-        <w:t>, &amp;value);</w:t>
-      </w:r>
-    </w:p>
-    <w:p>
-      <w:pPr>
-        <w:rPr>
-          <w:sz w:val="24"/>
-          <w:szCs w:val="24"/>
-        </w:rPr>
-      </w:pPr>
-      <w:r>
-        <w:rPr>
-          <w:sz w:val="24"/>
-          <w:szCs w:val="24"/>
-        </w:rPr>
-        <w:t xml:space="preserve">            </w:t>
-      </w:r>
-      <w:proofErr w:type="gramStart"/>
-      <w:r>
-        <w:rPr>
-          <w:sz w:val="24"/>
-          <w:szCs w:val="24"/>
-        </w:rPr>
-        <w:t>for(</w:t>
-      </w:r>
-      <w:proofErr w:type="spellStart"/>
-      <w:proofErr w:type="gramEnd"/>
-      <w:r>
-        <w:rPr>
-          <w:sz w:val="24"/>
-          <w:szCs w:val="24"/>
-        </w:rPr>
-        <w:t>i</w:t>
-      </w:r>
-      <w:proofErr w:type="spellEnd"/>
-      <w:r>
-        <w:rPr>
-          <w:sz w:val="24"/>
-          <w:szCs w:val="24"/>
-        </w:rPr>
-        <w:t xml:space="preserve"> = n; </w:t>
-      </w:r>
-      <w:proofErr w:type="spellStart"/>
-      <w:r>
-        <w:rPr>
-          <w:sz w:val="24"/>
-          <w:szCs w:val="24"/>
-        </w:rPr>
-        <w:t>i</w:t>
-      </w:r>
-      <w:proofErr w:type="spellEnd"/>
-      <w:r>
-        <w:rPr>
-          <w:sz w:val="24"/>
-          <w:szCs w:val="24"/>
-        </w:rPr>
-        <w:t xml:space="preserve"> &gt; </w:t>
-      </w:r>
-      <w:proofErr w:type="spellStart"/>
-      <w:r>
-        <w:rPr>
-          <w:sz w:val="24"/>
-          <w:szCs w:val="24"/>
-        </w:rPr>
-        <w:t>pos</w:t>
-      </w:r>
-      <w:proofErr w:type="spellEnd"/>
-      <w:r>
-        <w:rPr>
-          <w:sz w:val="24"/>
-          <w:szCs w:val="24"/>
-        </w:rPr>
-        <w:t xml:space="preserve">; </w:t>
-      </w:r>
-      <w:proofErr w:type="spellStart"/>
-      <w:r>
-        <w:rPr>
-          <w:sz w:val="24"/>
-          <w:szCs w:val="24"/>
-        </w:rPr>
-        <w:t>i</w:t>
-      </w:r>
-      <w:proofErr w:type="spellEnd"/>
-      <w:r>
-        <w:rPr>
-          <w:sz w:val="24"/>
-          <w:szCs w:val="24"/>
-        </w:rPr>
-        <w:t>--)</w:t>
-      </w:r>
-    </w:p>
-    <w:p>
-      <w:pPr>
-        <w:rPr>
-          <w:sz w:val="24"/>
-          <w:szCs w:val="24"/>
-        </w:rPr>
-      </w:pPr>
-      <w:r>
-        <w:rPr>
-          <w:sz w:val="24"/>
-          <w:szCs w:val="24"/>
-        </w:rPr>
-        <w:t xml:space="preserve">                a[</w:t>
-      </w:r>
-      <w:proofErr w:type="spellStart"/>
-      <w:r>
-        <w:rPr>
-          <w:sz w:val="24"/>
-          <w:szCs w:val="24"/>
-        </w:rPr>
-        <w:t>i</w:t>
-      </w:r>
-      <w:proofErr w:type="spellEnd"/>
-      <w:r>
-        <w:rPr>
-          <w:sz w:val="24"/>
-          <w:szCs w:val="24"/>
-        </w:rPr>
-        <w:t xml:space="preserve">] = </w:t>
-      </w:r>
-      <w:proofErr w:type="gramStart"/>
-      <w:r>
-        <w:rPr>
-          <w:sz w:val="24"/>
-          <w:szCs w:val="24"/>
-        </w:rPr>
-        <w:t>a[</w:t>
-      </w:r>
-      <w:proofErr w:type="spellStart"/>
-      <w:proofErr w:type="gramEnd"/>
-      <w:r>
-        <w:rPr>
-          <w:sz w:val="24"/>
-          <w:szCs w:val="24"/>
-        </w:rPr>
-        <w:t>i</w:t>
-      </w:r>
-      <w:proofErr w:type="spellEnd"/>
-      <w:r>
-        <w:rPr>
-          <w:sz w:val="24"/>
-          <w:szCs w:val="24"/>
-        </w:rPr>
-        <w:t xml:space="preserve"> - 1];</w:t>
-      </w:r>
-    </w:p>
-    <w:p>
-      <w:pPr>
-        <w:rPr>
-          <w:sz w:val="24"/>
-          <w:szCs w:val="24"/>
-        </w:rPr>
-      </w:pPr>
-      <w:r>
-        <w:rPr>
-          <w:sz w:val="24"/>
-          <w:szCs w:val="24"/>
-        </w:rPr>
-        <w:t xml:space="preserve">            a[</w:t>
-      </w:r>
-      <w:proofErr w:type="spellStart"/>
-      <w:r>
-        <w:rPr>
-          <w:sz w:val="24"/>
-          <w:szCs w:val="24"/>
-        </w:rPr>
-        <w:t>pos</w:t>
-      </w:r>
-      <w:proofErr w:type="spellEnd"/>
-      <w:r>
-        <w:rPr>
-          <w:sz w:val="24"/>
-          <w:szCs w:val="24"/>
-        </w:rPr>
-        <w:t>] = value;</w:t>
-      </w:r>
-    </w:p>
-    <w:p>
-      <w:pPr>
-        <w:rPr>
-          <w:sz w:val="24"/>
-          <w:szCs w:val="24"/>
-        </w:rPr>
-      </w:pPr>
-      <w:r>
-        <w:rPr>
-          <w:sz w:val="24"/>
-          <w:szCs w:val="24"/>
-        </w:rPr>
-        <w:t xml:space="preserve">            n++;</w:t>
-      </w:r>
-    </w:p>
-    <w:p>
-      <w:pPr>
-        <w:rPr>
-          <w:sz w:val="24"/>
-          <w:szCs w:val="24"/>
-        </w:rPr>
-      </w:pPr>
-      <w:r>
-        <w:rPr>
-          <w:sz w:val="24"/>
-          <w:szCs w:val="24"/>
-        </w:rPr>
-        <w:t xml:space="preserve">            break;</w:t>
-      </w:r>
-    </w:p>
-    <w:p>
-      <w:pPr>
-        <w:rPr>
-          <w:sz w:val="24"/>
-          <w:szCs w:val="24"/>
-        </w:rPr>
-      </w:pPr>
-      <w:r>
-        <w:rPr>
-          <w:sz w:val="24"/>
-          <w:szCs w:val="24"/>
-        </w:rPr>
-        <w:t xml:space="preserve">        case 2:</w:t>
-      </w:r>
-    </w:p>
-    <w:p>
-      <w:pPr>
-        <w:rPr>
-          <w:sz w:val="24"/>
-          <w:szCs w:val="24"/>
-        </w:rPr>
-      </w:pPr>
-      <w:r>
-        <w:rPr>
-          <w:sz w:val="24"/>
-          <w:szCs w:val="24"/>
-        </w:rPr>
-        <w:t xml:space="preserve">            </w:t>
-      </w:r>
-      <w:proofErr w:type="spellStart"/>
-      <w:proofErr w:type="gramStart"/>
-      <w:r>
-        <w:rPr>
-          <w:sz w:val="24"/>
-          <w:szCs w:val="24"/>
-        </w:rPr>
-        <w:t>printf</w:t>
-      </w:r>
-      <w:proofErr w:type="spellEnd"/>
-      <w:r>
-        <w:rPr>
-          <w:sz w:val="24"/>
-          <w:szCs w:val="24"/>
-        </w:rPr>
-        <w:t>(</w:t>
-      </w:r>
-      <w:proofErr w:type="gramEnd"/>
-      <w:r>
-        <w:rPr>
-          <w:sz w:val="24"/>
-          <w:szCs w:val="24"/>
-        </w:rPr>
-        <w:t>"Enter position to delete: ");</w:t>
-      </w:r>
-    </w:p>
-    <w:p>
-      <w:pPr>
-        <w:rPr>
-          <w:sz w:val="24"/>
-          <w:szCs w:val="24"/>
-        </w:rPr>
-      </w:pPr>
-      <w:r>
-        <w:rPr>
-          <w:sz w:val="24"/>
-          <w:szCs w:val="24"/>
-        </w:rPr>
-        <w:t xml:space="preserve">            </w:t>
-      </w:r>
-      <w:proofErr w:type="spellStart"/>
-      <w:proofErr w:type="gramStart"/>
-      <w:r>
-        <w:rPr>
-          <w:sz w:val="24"/>
-          <w:szCs w:val="24"/>
-        </w:rPr>
-        <w:t>scanf</w:t>
-      </w:r>
-      <w:proofErr w:type="spellEnd"/>
-      <w:r>
-        <w:rPr>
-          <w:sz w:val="24"/>
-          <w:szCs w:val="24"/>
-        </w:rPr>
-        <w:t>(</w:t>
-      </w:r>
-      <w:proofErr w:type="gramEnd"/>
-      <w:r>
-        <w:rPr>
-          <w:sz w:val="24"/>
-          <w:szCs w:val="24"/>
-        </w:rPr>
-        <w:t>"%d", &amp;</w:t>
-      </w:r>
-      <w:proofErr w:type="spellStart"/>
-      <w:r>
-        <w:rPr>
-          <w:sz w:val="24"/>
-          <w:szCs w:val="24"/>
-        </w:rPr>
-        <w:t>pos</w:t>
-      </w:r>
-      <w:proofErr w:type="spellEnd"/>
-      <w:r>
-        <w:rPr>
-          <w:sz w:val="24"/>
-          <w:szCs w:val="24"/>
-        </w:rPr>
-        <w:t>);</w:t>
-      </w:r>
-    </w:p>
-    <w:p>
-      <w:pPr>
-        <w:rPr>
-          <w:sz w:val="24"/>
-          <w:szCs w:val="24"/>
-        </w:rPr>
-      </w:pPr>
-      <w:r>
-        <w:rPr>
-          <w:sz w:val="24"/>
-          <w:szCs w:val="24"/>
-        </w:rPr>
-        <w:t xml:space="preserve">            </w:t>
-      </w:r>
-      <w:proofErr w:type="gramStart"/>
-      <w:r>
-        <w:rPr>
-          <w:sz w:val="24"/>
-          <w:szCs w:val="24"/>
-        </w:rPr>
-        <w:t>for(</w:t>
-      </w:r>
-      <w:proofErr w:type="spellStart"/>
-      <w:proofErr w:type="gramEnd"/>
-      <w:r>
-        <w:rPr>
-          <w:sz w:val="24"/>
-          <w:szCs w:val="24"/>
-        </w:rPr>
-        <w:t>i</w:t>
-      </w:r>
-      <w:proofErr w:type="spellEnd"/>
-      <w:r>
-        <w:rPr>
-          <w:sz w:val="24"/>
-          <w:szCs w:val="24"/>
-        </w:rPr>
-        <w:t xml:space="preserve"> = </w:t>
-      </w:r>
-      <w:proofErr w:type="spellStart"/>
-      <w:r>
-        <w:rPr>
-          <w:sz w:val="24"/>
-          <w:szCs w:val="24"/>
-        </w:rPr>
-        <w:t>pos</w:t>
-      </w:r>
-      <w:proofErr w:type="spellEnd"/>
-      <w:r>
-        <w:rPr>
-          <w:sz w:val="24"/>
-          <w:szCs w:val="24"/>
-        </w:rPr>
-        <w:t xml:space="preserve">; </w:t>
-      </w:r>
-      <w:proofErr w:type="spellStart"/>
-      <w:r>
-        <w:rPr>
-          <w:sz w:val="24"/>
-          <w:szCs w:val="24"/>
-        </w:rPr>
-        <w:t>i</w:t>
-      </w:r>
-      <w:proofErr w:type="spellEnd"/>
-      <w:r>
-        <w:rPr>
-          <w:sz w:val="24"/>
-          <w:szCs w:val="24"/>
-        </w:rPr>
-        <w:t xml:space="preserve"> &lt; n - 1; </w:t>
-      </w:r>
-      <w:proofErr w:type="spellStart"/>
-      <w:r>
-        <w:rPr>
-          <w:sz w:val="24"/>
-          <w:szCs w:val="24"/>
-        </w:rPr>
-        <w:t>i</w:t>
-      </w:r>
-      <w:proofErr w:type="spellEnd"/>
-      <w:r>
-        <w:rPr>
-          <w:sz w:val="24"/>
-          <w:szCs w:val="24"/>
-        </w:rPr>
-        <w:t>++)</w:t>
-      </w:r>
-    </w:p>
-    <w:p>
-      <w:pPr>
-        <w:rPr>
-          <w:sz w:val="24"/>
-          <w:szCs w:val="24"/>
-        </w:rPr>
-      </w:pPr>
-      <w:r>
-        <w:rPr>
-          <w:sz w:val="24"/>
-          <w:szCs w:val="24"/>
-        </w:rPr>
-        <w:t xml:space="preserve">                a[</w:t>
-      </w:r>
-      <w:proofErr w:type="spellStart"/>
-      <w:r>
-        <w:rPr>
-          <w:sz w:val="24"/>
-          <w:szCs w:val="24"/>
-        </w:rPr>
-        <w:t>i</w:t>
-      </w:r>
-      <w:proofErr w:type="spellEnd"/>
-      <w:r>
-        <w:rPr>
-          <w:sz w:val="24"/>
-          <w:szCs w:val="24"/>
-        </w:rPr>
-        <w:t xml:space="preserve">] = </w:t>
-      </w:r>
-      <w:proofErr w:type="gramStart"/>
-      <w:r>
-        <w:rPr>
-          <w:sz w:val="24"/>
-          <w:szCs w:val="24"/>
-        </w:rPr>
-        <w:t>a[</w:t>
-      </w:r>
-      <w:proofErr w:type="spellStart"/>
-      <w:proofErr w:type="gramEnd"/>
-      <w:r>
-        <w:rPr>
-          <w:sz w:val="24"/>
-          <w:szCs w:val="24"/>
-        </w:rPr>
-        <w:t>i</w:t>
-      </w:r>
-      <w:proofErr w:type="spellEnd"/>
-      <w:r>
-        <w:rPr>
-          <w:sz w:val="24"/>
-          <w:szCs w:val="24"/>
-        </w:rPr>
-        <w:t xml:space="preserve"> + 1];</w:t>
-      </w:r>
-    </w:p>
-    <w:p>
-      <w:pPr>
-        <w:rPr>
-          <w:sz w:val="24"/>
-          <w:szCs w:val="24"/>
-        </w:rPr>
-      </w:pPr>
-    </w:p>
-    <w:p>
-      <w:pPr>
-        <w:rPr>
-          <w:sz w:val="24"/>
-          <w:szCs w:val="24"/>
-        </w:rPr>
-      </w:pPr>
-      <w:r>
-        <w:rPr>
-          <w:sz w:val="24"/>
-          <w:szCs w:val="24"/>
-        </w:rPr>
-        <w:t xml:space="preserve">            n--;</w:t>
-      </w:r>
-    </w:p>
-    <w:p>
-      <w:pPr>
-        <w:rPr>
-          <w:sz w:val="24"/>
-          <w:szCs w:val="24"/>
-        </w:rPr>
-      </w:pPr>
-      <w:r>
-        <w:rPr>
-          <w:sz w:val="24"/>
-          <w:szCs w:val="24"/>
-        </w:rPr>
-        <w:t xml:space="preserve">            break;</w:t>
-      </w:r>
-    </w:p>
-    <w:p>
-      <w:pPr>
-        <w:rPr>
-          <w:sz w:val="24"/>
-          <w:szCs w:val="24"/>
-        </w:rPr>
-      </w:pPr>
-      <w:r>
-        <w:rPr>
-          <w:sz w:val="24"/>
-          <w:szCs w:val="24"/>
-        </w:rPr>
-        <w:t xml:space="preserve">        case 3:</w:t>
-      </w:r>
-    </w:p>
-    <w:p>
-      <w:pPr>
-        <w:rPr>
-          <w:sz w:val="24"/>
-          <w:szCs w:val="24"/>
-        </w:rPr>
-      </w:pPr>
-      <w:r>
-        <w:rPr>
-          <w:sz w:val="24"/>
-          <w:szCs w:val="24"/>
-        </w:rPr>
-        <w:t xml:space="preserve">            </w:t>
-      </w:r>
-      <w:proofErr w:type="spellStart"/>
-      <w:proofErr w:type="gramStart"/>
-      <w:r>
-        <w:rPr>
-          <w:sz w:val="24"/>
-          <w:szCs w:val="24"/>
-        </w:rPr>
-        <w:t>printf</w:t>
-      </w:r>
-      <w:proofErr w:type="spellEnd"/>
-      <w:r>
-        <w:rPr>
-          <w:sz w:val="24"/>
-          <w:szCs w:val="24"/>
-        </w:rPr>
-        <w:t>(</w:t>
-      </w:r>
-      <w:proofErr w:type="gramEnd"/>
-      <w:r>
-        <w:rPr>
-          <w:sz w:val="24"/>
-          <w:szCs w:val="24"/>
-        </w:rPr>
-        <w:t>"Enter position and new value: ");</w:t>
-      </w:r>
-    </w:p>
-    <w:p>
-      <w:pPr>
-        <w:rPr>
-          <w:sz w:val="24"/>
-          <w:szCs w:val="24"/>
-        </w:rPr>
-      </w:pPr>
-      <w:r>
-        <w:rPr>
-          <w:sz w:val="24"/>
-          <w:szCs w:val="24"/>
-        </w:rPr>
-        <w:t xml:space="preserve">            </w:t>
-      </w:r>
-      <w:proofErr w:type="spellStart"/>
-      <w:proofErr w:type="gramStart"/>
-      <w:r>
-        <w:rPr>
-          <w:sz w:val="24"/>
-          <w:szCs w:val="24"/>
-        </w:rPr>
-        <w:t>scanf</w:t>
-      </w:r>
-      <w:proofErr w:type="spellEnd"/>
-      <w:r>
-        <w:rPr>
-          <w:sz w:val="24"/>
-          <w:szCs w:val="24"/>
-        </w:rPr>
-        <w:t>(</w:t>
-      </w:r>
-      <w:proofErr w:type="gramEnd"/>
-      <w:r>
-        <w:rPr>
-          <w:sz w:val="24"/>
-          <w:szCs w:val="24"/>
-        </w:rPr>
-        <w:t>"%</w:t>
-      </w:r>
-      <w:proofErr w:type="spellStart"/>
-      <w:r>
-        <w:rPr>
-          <w:sz w:val="24"/>
-          <w:szCs w:val="24"/>
-        </w:rPr>
-        <w:t>d%d</w:t>
-      </w:r>
-      <w:proofErr w:type="spellEnd"/>
-      <w:r>
-        <w:rPr>
-          <w:sz w:val="24"/>
-          <w:szCs w:val="24"/>
-        </w:rPr>
-        <w:t>", &amp;</w:t>
-      </w:r>
-      <w:proofErr w:type="spellStart"/>
-      <w:r>
-        <w:rPr>
-          <w:sz w:val="24"/>
-          <w:szCs w:val="24"/>
-        </w:rPr>
-        <w:t>pos</w:t>
-      </w:r>
-      <w:proofErr w:type="spellEnd"/>
-      <w:r>
-        <w:rPr>
-          <w:sz w:val="24"/>
-          <w:szCs w:val="24"/>
-        </w:rPr>
-        <w:t>, &amp;value);</w:t>
-      </w:r>
-    </w:p>
-    <w:p>
-      <w:pPr>
-        <w:rPr>
-          <w:sz w:val="24"/>
-          <w:szCs w:val="24"/>
-        </w:rPr>
-      </w:pPr>
-      <w:r>
-        <w:rPr>
-          <w:sz w:val="24"/>
-          <w:szCs w:val="24"/>
-        </w:rPr>
-        <w:t xml:space="preserve">            a[</w:t>
-      </w:r>
-      <w:proofErr w:type="spellStart"/>
-      <w:r>
-        <w:rPr>
-          <w:sz w:val="24"/>
-          <w:szCs w:val="24"/>
-        </w:rPr>
-        <w:t>pos</w:t>
-      </w:r>
-      <w:proofErr w:type="spellEnd"/>
-      <w:r>
-        <w:rPr>
-          <w:sz w:val="24"/>
-          <w:szCs w:val="24"/>
-        </w:rPr>
-        <w:t>] = value;</w:t>
-      </w:r>
-    </w:p>
-    <w:p>
-      <w:pPr>
-        <w:rPr>
-          <w:sz w:val="24"/>
-          <w:szCs w:val="24"/>
-        </w:rPr>
-      </w:pPr>
-      <w:r>
-        <w:rPr>
-          <w:sz w:val="24"/>
-          <w:szCs w:val="24"/>
-        </w:rPr>
-        <w:t xml:space="preserve">            break;</w:t>
-      </w:r>
-    </w:p>
-    <w:p>
-      <w:pPr>
-        <w:rPr>
-          <w:sz w:val="24"/>
-          <w:szCs w:val="24"/>
-        </w:rPr>
-      </w:pPr>
-      <w:r>
-        <w:rPr>
-          <w:sz w:val="24"/>
-          <w:szCs w:val="24"/>
-        </w:rPr>
-        <w:t xml:space="preserve">        default:</w:t>
-      </w:r>
-    </w:p>
-    <w:p>
-      <w:pPr>
-        <w:rPr>
-          <w:sz w:val="24"/>
-          <w:szCs w:val="24"/>
-        </w:rPr>
-      </w:pPr>
-      <w:r>
-        <w:rPr>
-          <w:sz w:val="24"/>
-          <w:szCs w:val="24"/>
-        </w:rPr>
-        <w:t xml:space="preserve">            </w:t>
-      </w:r>
-      <w:proofErr w:type="spellStart"/>
-      <w:proofErr w:type="gramStart"/>
-      <w:r>
-        <w:rPr>
-          <w:sz w:val="24"/>
-          <w:szCs w:val="24"/>
-        </w:rPr>
-        <w:t>printf</w:t>
-      </w:r>
-      <w:proofErr w:type="spellEnd"/>
-      <w:r>
-        <w:rPr>
-          <w:sz w:val="24"/>
-          <w:szCs w:val="24"/>
-        </w:rPr>
-        <w:t>(</w:t>
-      </w:r>
-      <w:proofErr w:type="gramEnd"/>
-      <w:r>
-        <w:rPr>
-          <w:sz w:val="24"/>
-          <w:szCs w:val="24"/>
-        </w:rPr>
-        <w:t>"Invalid Choice");</w:t>
-      </w:r>
-    </w:p>
-    <w:p>
-      <w:pPr>
-        <w:rPr>
-          <w:sz w:val="24"/>
-          <w:szCs w:val="24"/>
-        </w:rPr>
-      </w:pPr>
-      <w:r>
-        <w:rPr>
-          <w:sz w:val="24"/>
-          <w:szCs w:val="24"/>
-        </w:rPr>
-        <w:t xml:space="preserve">            return 0;</w:t>
-      </w:r>
-    </w:p>
-    <w:p>
-      <w:pPr>
-        <w:rPr>
-          <w:sz w:val="24"/>
-          <w:szCs w:val="24"/>
-        </w:rPr>
-      </w:pPr>
-      <w:r>
-        <w:rPr>
-          <w:sz w:val="24"/>
-          <w:szCs w:val="24"/>
-        </w:rPr>
-        <w:t xml:space="preserve">    }</w:t>
-      </w:r>
-    </w:p>
-    <w:p>
-      <w:pPr>
-        <w:rPr>
-          <w:sz w:val="24"/>
-          <w:szCs w:val="24"/>
-        </w:rPr>
-      </w:pPr>
-      <w:r>
-        <w:rPr>
-          <w:sz w:val="24"/>
-          <w:szCs w:val="24"/>
-        </w:rPr>
-        <w:t xml:space="preserve">    </w:t>
-      </w:r>
-      <w:proofErr w:type="spellStart"/>
-      <w:proofErr w:type="gramStart"/>
-      <w:r>
-        <w:rPr>
-          <w:sz w:val="24"/>
-          <w:szCs w:val="24"/>
-        </w:rPr>
-        <w:t>printf</w:t>
-      </w:r>
-      <w:proofErr w:type="spellEnd"/>
-      <w:r>
-        <w:rPr>
-          <w:sz w:val="24"/>
-          <w:szCs w:val="24"/>
-        </w:rPr>
-        <w:t>(</w:t>
-      </w:r>
-      <w:proofErr w:type="gramEnd"/>
-      <w:r>
-        <w:rPr>
-          <w:sz w:val="24"/>
-          <w:szCs w:val="24"/>
-        </w:rPr>
-        <w:t>"Updated List: ");</w:t>
-      </w:r>
-    </w:p>
-    <w:p>
-      <w:pPr>
-        <w:rPr>
-          <w:sz w:val="24"/>
-          <w:szCs w:val="24"/>
-        </w:rPr>
-      </w:pPr>
-      <w:r>
-        <w:rPr>
-          <w:sz w:val="24"/>
-          <w:szCs w:val="24"/>
-        </w:rPr>
-        <w:t xml:space="preserve">    </w:t>
-      </w:r>
-      <w:proofErr w:type="gramStart"/>
-      <w:r>
-        <w:rPr>
-          <w:sz w:val="24"/>
-          <w:szCs w:val="24"/>
-        </w:rPr>
-        <w:t>for(</w:t>
-      </w:r>
-      <w:proofErr w:type="spellStart"/>
-      <w:proofErr w:type="gramEnd"/>
-      <w:r>
-        <w:rPr>
-          <w:sz w:val="24"/>
-          <w:szCs w:val="24"/>
-        </w:rPr>
-        <w:t>i</w:t>
-      </w:r>
-      <w:proofErr w:type="spellEnd"/>
-      <w:r>
-        <w:rPr>
-          <w:sz w:val="24"/>
-          <w:szCs w:val="24"/>
-        </w:rPr>
-        <w:t xml:space="preserve"> = 0; </w:t>
-      </w:r>
-      <w:proofErr w:type="spellStart"/>
-      <w:r>
-        <w:rPr>
-          <w:sz w:val="24"/>
-          <w:szCs w:val="24"/>
-        </w:rPr>
-        <w:t>i</w:t>
-      </w:r>
-      <w:proofErr w:type="spellEnd"/>
-      <w:r>
-        <w:rPr>
-          <w:sz w:val="24"/>
-          <w:szCs w:val="24"/>
-        </w:rPr>
-        <w:t xml:space="preserve"> &lt; n; </w:t>
-      </w:r>
-      <w:proofErr w:type="spellStart"/>
-      <w:r>
-        <w:rPr>
-          <w:sz w:val="24"/>
-          <w:szCs w:val="24"/>
-        </w:rPr>
-        <w:t>i</w:t>
-      </w:r>
-      <w:proofErr w:type="spellEnd"/>
-      <w:r>
-        <w:rPr>
-          <w:sz w:val="24"/>
-          <w:szCs w:val="24"/>
-        </w:rPr>
-        <w:t>++)</w:t>
-      </w:r>
-    </w:p>
-    <w:p>
-      <w:pPr>
-        <w:rPr>
-          <w:sz w:val="24"/>
-          <w:szCs w:val="24"/>
-        </w:rPr>
-      </w:pPr>
-      <w:r>
-        <w:rPr>
-          <w:sz w:val="24"/>
-          <w:szCs w:val="24"/>
-        </w:rPr>
-        <w:t xml:space="preserve">        </w:t>
-      </w:r>
-      <w:proofErr w:type="spellStart"/>
-      <w:proofErr w:type="gramStart"/>
-      <w:r>
-        <w:rPr>
-          <w:sz w:val="24"/>
-          <w:szCs w:val="24"/>
-        </w:rPr>
-        <w:t>printf</w:t>
-      </w:r>
-      <w:proofErr w:type="spellEnd"/>
-      <w:r>
-        <w:rPr>
-          <w:sz w:val="24"/>
-          <w:szCs w:val="24"/>
-        </w:rPr>
-        <w:t>(</w:t>
-      </w:r>
-      <w:proofErr w:type="gramEnd"/>
-      <w:r>
-        <w:rPr>
-          <w:sz w:val="24"/>
-          <w:szCs w:val="24"/>
-        </w:rPr>
-        <w:t>"%d ", a[</w:t>
+        <w:t>("%d ", a[</w:t>
       </w:r>
       <w:proofErr w:type="spellStart"/>
       <w:r>
@@ -5077,6 +4565,7 @@
         <w:rPr>
           <w:b/>
           <w:bCs/>
+          <w:noProof/>
           <w:sz w:val="24"/>
           <w:szCs w:val="24"/>
         </w:rPr>
@@ -5085,174 +4574,6 @@
             <wp:extent cx="2758679" cy="2613887"/>
             <wp:effectExtent l="0" t="0" r="3810" b="0"/>
             <wp:docPr id="3" name="Picture 3"/>
-            <wp:cNvGraphicFramePr>
-              <a:graphicFrameLocks xmlns:a="http://schemas.openxmlformats.org/drawingml/2006/main" noChangeAspect="1"/>
-            </wp:cNvGraphicFramePr>
-            <a:graphic xmlns:a="http://schemas.openxmlformats.org/drawingml/2006/main">
-              <a:graphicData uri="http://schemas.openxmlformats.org/drawingml/2006/picture">
-                <pic:pic xmlns:pic="http://schemas.openxmlformats.org/drawingml/2006/picture">
-                  <pic:nvPicPr>
-                    <pic:cNvPr id="1" name=""/>
-                    <pic:cNvPicPr/>
-                  </pic:nvPicPr>
-                  <pic:blipFill>
-                    <a:blip r:embed="rId7"/>
-                    <a:stretch>
-                      <a:fillRect/>
-                    </a:stretch>
-                  </pic:blipFill>
-                  <pic:spPr>
-                    <a:xfrm>
-                      <a:off x="0" y="0"/>
-                      <a:ext cx="2758679" cy="2613887"/>
-                    </a:xfrm>
-                    <a:prstGeom prst="rect">
-                      <a:avLst/>
-                    </a:prstGeom>
-                  </pic:spPr>
-                </pic:pic>
-              </a:graphicData>
-            </a:graphic>
-          </wp:inline>
-        </w:drawing>
-      </w:r>
-    </w:p>
-    <w:p>
-      <w:pPr>
-        <w:jc w:val="center"/>
-        <w:rPr>
-          <w:b/>
-          <w:bCs/>
-          <w:sz w:val="24"/>
-          <w:szCs w:val="24"/>
-        </w:rPr>
-      </w:pPr>
-    </w:p>
-    <w:p>
-      <w:pPr>
-        <w:jc w:val="center"/>
-        <w:rPr>
-          <w:b/>
-          <w:bCs/>
-          <w:sz w:val="24"/>
-          <w:szCs w:val="24"/>
-        </w:rPr>
-      </w:pPr>
-    </w:p>
-    <w:p>
-      <w:pPr>
-        <w:rPr>
-          <w:b/>
-          <w:bCs/>
-          <w:sz w:val="24"/>
-          <w:szCs w:val="24"/>
-        </w:rPr>
-      </w:pPr>
-      <w:r>
-        <w:rPr>
-          <w:b/>
-          <w:bCs/>
-          <w:sz w:val="24"/>
-          <w:szCs w:val="24"/>
-        </w:rPr>
-        <w:t>FOR DELETE:</w:t>
-      </w:r>
-    </w:p>
-    <w:p>
-      <w:pPr>
-        <w:jc w:val="center"/>
-        <w:rPr>
-          <w:b/>
-          <w:bCs/>
-          <w:sz w:val="24"/>
-          <w:szCs w:val="24"/>
-        </w:rPr>
-      </w:pPr>
-      <w:r>
-        <w:rPr>
-          <w:b/>
-          <w:bCs/>
-          <w:sz w:val="24"/>
-          <w:szCs w:val="24"/>
-        </w:rPr>
-        <w:drawing>
-          <wp:inline distT="0" distB="0" distL="0" distR="0" wp14:anchorId="3291A20D" wp14:editId="1802A704">
-            <wp:extent cx="2949196" cy="2598645"/>
-            <wp:effectExtent l="0" t="0" r="3810" b="0"/>
-            <wp:docPr id="4" name="Picture 4"/>
-            <wp:cNvGraphicFramePr>
-              <a:graphicFrameLocks xmlns:a="http://schemas.openxmlformats.org/drawingml/2006/main" noChangeAspect="1"/>
-            </wp:cNvGraphicFramePr>
-            <a:graphic xmlns:a="http://schemas.openxmlformats.org/drawingml/2006/main">
-              <a:graphicData uri="http://schemas.openxmlformats.org/drawingml/2006/picture">
-                <pic:pic xmlns:pic="http://schemas.openxmlformats.org/drawingml/2006/picture">
-                  <pic:nvPicPr>
-                    <pic:cNvPr id="1" name=""/>
-                    <pic:cNvPicPr/>
-                  </pic:nvPicPr>
-                  <pic:blipFill>
-                    <a:blip r:embed="rId8"/>
-                    <a:stretch>
-                      <a:fillRect/>
-                    </a:stretch>
-                  </pic:blipFill>
-                  <pic:spPr>
-                    <a:xfrm>
-                      <a:off x="0" y="0"/>
-                      <a:ext cx="2949196" cy="2598645"/>
-                    </a:xfrm>
-                    <a:prstGeom prst="rect">
-                      <a:avLst/>
-                    </a:prstGeom>
-                  </pic:spPr>
-                </pic:pic>
-              </a:graphicData>
-            </a:graphic>
-          </wp:inline>
-        </w:drawing>
-      </w:r>
-    </w:p>
-    <w:p>
-      <w:pPr>
-        <w:rPr>
-          <w:b/>
-          <w:bCs/>
-          <w:sz w:val="24"/>
-          <w:szCs w:val="24"/>
-        </w:rPr>
-      </w:pPr>
-      <w:r>
-        <w:rPr>
-          <w:b/>
-          <w:bCs/>
-          <w:sz w:val="24"/>
-          <w:szCs w:val="24"/>
-        </w:rPr>
-        <w:t>FOR UPDATE:</w:t>
-      </w:r>
-    </w:p>
-    <w:p>
-      <w:pPr>
-        <w:jc w:val="center"/>
-        <w:rPr>
-          <w:b/>
-          <w:bCs/>
-          <w:sz w:val="24"/>
-          <w:szCs w:val="24"/>
-        </w:rPr>
-      </w:pPr>
-      <w:r>
-        <w:rPr>
-          <w:b/>
-          <w:bCs/>
-          <w:sz w:val="24"/>
-          <w:szCs w:val="24"/>
-        </w:rPr>
-        <w:drawing>
-          <wp:inline distT="0" distB="0" distL="0" distR="0" wp14:anchorId="734A6DD7" wp14:editId="0964C014">
-            <wp:extent cx="3337849" cy="2743438"/>
-            <wp:effectExtent l="0" t="0" r="0" b="0"/>
-            <wp:docPr id="5" name="Picture 5"/>
             <wp:cNvGraphicFramePr>
               <a:graphicFrameLocks xmlns:a="http://schemas.openxmlformats.org/drawingml/2006/main" noChangeAspect="1"/>
             </wp:cNvGraphicFramePr>
@@ -5272,6 +4593,176 @@
                   <pic:spPr>
                     <a:xfrm>
                       <a:off x="0" y="0"/>
+                      <a:ext cx="2758679" cy="2613887"/>
+                    </a:xfrm>
+                    <a:prstGeom prst="rect">
+                      <a:avLst/>
+                    </a:prstGeom>
+                  </pic:spPr>
+                </pic:pic>
+              </a:graphicData>
+            </a:graphic>
+          </wp:inline>
+        </w:drawing>
+      </w:r>
+    </w:p>
+    <w:p>
+      <w:pPr>
+        <w:jc w:val="center"/>
+        <w:rPr>
+          <w:b/>
+          <w:bCs/>
+          <w:sz w:val="24"/>
+          <w:szCs w:val="24"/>
+        </w:rPr>
+      </w:pPr>
+    </w:p>
+    <w:p>
+      <w:pPr>
+        <w:jc w:val="center"/>
+        <w:rPr>
+          <w:b/>
+          <w:bCs/>
+          <w:sz w:val="24"/>
+          <w:szCs w:val="24"/>
+        </w:rPr>
+      </w:pPr>
+    </w:p>
+    <w:p>
+      <w:pPr>
+        <w:rPr>
+          <w:b/>
+          <w:bCs/>
+          <w:sz w:val="24"/>
+          <w:szCs w:val="24"/>
+        </w:rPr>
+      </w:pPr>
+      <w:r>
+        <w:rPr>
+          <w:b/>
+          <w:bCs/>
+          <w:sz w:val="24"/>
+          <w:szCs w:val="24"/>
+        </w:rPr>
+        <w:t>FOR DELETE:</w:t>
+      </w:r>
+    </w:p>
+    <w:p>
+      <w:pPr>
+        <w:jc w:val="center"/>
+        <w:rPr>
+          <w:b/>
+          <w:bCs/>
+          <w:sz w:val="24"/>
+          <w:szCs w:val="24"/>
+        </w:rPr>
+      </w:pPr>
+      <w:r>
+        <w:rPr>
+          <w:b/>
+          <w:bCs/>
+          <w:noProof/>
+          <w:sz w:val="24"/>
+          <w:szCs w:val="24"/>
+        </w:rPr>
+        <w:drawing>
+          <wp:inline distT="0" distB="0" distL="0" distR="0" wp14:anchorId="3291A20D" wp14:editId="1802A704">
+            <wp:extent cx="2949196" cy="2598645"/>
+            <wp:effectExtent l="0" t="0" r="3810" b="0"/>
+            <wp:docPr id="4" name="Picture 4"/>
+            <wp:cNvGraphicFramePr>
+              <a:graphicFrameLocks xmlns:a="http://schemas.openxmlformats.org/drawingml/2006/main" noChangeAspect="1"/>
+            </wp:cNvGraphicFramePr>
+            <a:graphic xmlns:a="http://schemas.openxmlformats.org/drawingml/2006/main">
+              <a:graphicData uri="http://schemas.openxmlformats.org/drawingml/2006/picture">
+                <pic:pic xmlns:pic="http://schemas.openxmlformats.org/drawingml/2006/picture">
+                  <pic:nvPicPr>
+                    <pic:cNvPr id="1" name=""/>
+                    <pic:cNvPicPr/>
+                  </pic:nvPicPr>
+                  <pic:blipFill>
+                    <a:blip r:embed="rId10"/>
+                    <a:stretch>
+                      <a:fillRect/>
+                    </a:stretch>
+                  </pic:blipFill>
+                  <pic:spPr>
+                    <a:xfrm>
+                      <a:off x="0" y="0"/>
+                      <a:ext cx="2949196" cy="2598645"/>
+                    </a:xfrm>
+                    <a:prstGeom prst="rect">
+                      <a:avLst/>
+                    </a:prstGeom>
+                  </pic:spPr>
+                </pic:pic>
+              </a:graphicData>
+            </a:graphic>
+          </wp:inline>
+        </w:drawing>
+      </w:r>
+    </w:p>
+    <w:p>
+      <w:pPr>
+        <w:rPr>
+          <w:b/>
+          <w:bCs/>
+          <w:sz w:val="24"/>
+          <w:szCs w:val="24"/>
+        </w:rPr>
+      </w:pPr>
+      <w:r>
+        <w:rPr>
+          <w:b/>
+          <w:bCs/>
+          <w:sz w:val="24"/>
+          <w:szCs w:val="24"/>
+        </w:rPr>
+        <w:t>FOR UPDATE:</w:t>
+      </w:r>
+    </w:p>
+    <w:p>
+      <w:pPr>
+        <w:jc w:val="center"/>
+        <w:rPr>
+          <w:b/>
+          <w:bCs/>
+          <w:sz w:val="24"/>
+          <w:szCs w:val="24"/>
+        </w:rPr>
+      </w:pPr>
+      <w:r>
+        <w:rPr>
+          <w:b/>
+          <w:bCs/>
+          <w:noProof/>
+          <w:sz w:val="24"/>
+          <w:szCs w:val="24"/>
+        </w:rPr>
+        <w:drawing>
+          <wp:inline distT="0" distB="0" distL="0" distR="0" wp14:anchorId="734A6DD7" wp14:editId="0964C014">
+            <wp:extent cx="3337849" cy="2743438"/>
+            <wp:effectExtent l="0" t="0" r="0" b="0"/>
+            <wp:docPr id="5" name="Picture 5"/>
+            <wp:cNvGraphicFramePr>
+              <a:graphicFrameLocks xmlns:a="http://schemas.openxmlformats.org/drawingml/2006/main" noChangeAspect="1"/>
+            </wp:cNvGraphicFramePr>
+            <a:graphic xmlns:a="http://schemas.openxmlformats.org/drawingml/2006/main">
+              <a:graphicData uri="http://schemas.openxmlformats.org/drawingml/2006/picture">
+                <pic:pic xmlns:pic="http://schemas.openxmlformats.org/drawingml/2006/picture">
+                  <pic:nvPicPr>
+                    <pic:cNvPr id="1" name=""/>
+                    <pic:cNvPicPr/>
+                  </pic:nvPicPr>
+                  <pic:blipFill>
+                    <a:blip r:embed="rId11"/>
+                    <a:stretch>
+                      <a:fillRect/>
+                    </a:stretch>
+                  </pic:blipFill>
+                  <pic:spPr>
+                    <a:xfrm>
+                      <a:off x="0" y="0"/>
                       <a:ext cx="3337849" cy="2743438"/>
                     </a:xfrm>
                     <a:prstGeom prst="rect">
@@ -5326,6 +4817,32 @@
         <w:t>Thus, the C program to implement a List using Array ADT with Insert, Delete, and Update operations was executed successfully.</w:t>
       </w:r>
     </w:p>
+    <w:p>
+      <w:pPr>
+        <w:rPr>
+          <w:sz w:val="24"/>
+          <w:szCs w:val="24"/>
+        </w:rPr>
+      </w:pPr>
+      <w:hyperlink r:id="rId12" w:history="1">
+        <w:r>
+          <w:rPr>
+            <w:rStyle w:val="Hyperlink"/>
+            <w:sz w:val="24"/>
+            <w:szCs w:val="24"/>
+          </w:rPr>
+          <w:t>https://github.com/atchayas-ai/24CSI024-25BAD016/blob/5f534002c22969141d7ce97b367dc91334cc0a48/Array.c</w:t>
+        </w:r>
+      </w:hyperlink>
+    </w:p>
+    <w:p>
+      <w:pPr>
+        <w:rPr>
+          <w:sz w:val="24"/>
+          <w:szCs w:val="24"/>
+        </w:rPr>
+      </w:pPr>
+    </w:p>
     <w:sectPr>
       <w:pgSz w:w="11906" w:h="16838"/>
       <w:pgMar w:top="1440" w:right="1440" w:bottom="1440" w:left="1440" w:header="708" w:footer="708" w:gutter="0"/>
@@ -5337,7 +4854,7 @@
 </file>
 
 <file path=word/numbering.xml><?xml version="1.0" encoding="utf-8"?>
-<w:numbering xmlns:wpc="http://schemas.microsoft.com/office/word/2010/wordprocessingCanvas" xmlns:cx="http://schemas.microsoft.com/office/drawing/2014/chartex" xmlns:cx1="http://schemas.microsoft.com/office/drawing/2015/9/8/chartex" xmlns:cx2="http://schemas.microsoft.com/office/drawing/2015/10/21/chartex" xmlns:cx3="http://schemas.microsoft.com/office/drawing/2016/5/9/chartex" xmlns:cx4="http://schemas.microsoft.com/office/drawing/2016/5/10/chartex" xmlns:cx5="http://schemas.microsoft.com/office/drawing/2016/5/11/chartex" xmlns:cx6="http://schemas.microsoft.com/office/drawing/2016/5/12/chartex" xmlns:cx7="http://schemas.microsoft.com/office/drawing/2016/5/13/chartex" xmlns:cx8="http://schemas.microsoft.com/office/drawing/2016/5/14/chartex" xmlns:mc="http://schemas.openxmlformats.org/markup-compatibility/2006" xmlns:aink="http://schemas.microsoft.com/office/drawing/2016/ink" xmlns:am3d="http://schemas.microsoft.com/office/drawing/2017/model3d" xmlns:o="urn:schemas-microsoft-com:office:office" xmlns:r="http://schemas.openxmlformats.org/officeDocument/2006/relationships" xmlns:m="http://schemas.openxmlformats.org/officeDocument/2006/math" xmlns:v="urn:schemas-microsoft-com:vml" xmlns:wp14="http://schemas.microsoft.com/office/word/2010/wordprocessingDrawing" xmlns:wp="http://schemas.openxmlformats.org/drawingml/2006/wordprocessingDrawing" xmlns:w10="urn:schemas-microsoft-com:office:word" xmlns:w="http://schemas.openxmlformats.org/wordprocessingml/2006/main" xmlns:w14="http://schemas.microsoft.com/office/word/2010/wordml" xmlns:w15="http://schemas.microsoft.com/office/word/2012/wordml" xmlns:w16cex="http://schemas.microsoft.com/office/word/2018/wordml/cex" xmlns:w16cid="http://schemas.microsoft.com/office/word/2016/wordml/cid" xmlns:w16="http://schemas.microsoft.com/office/word/2018/wordml" xmlns:w16sdtdh="http://schemas.microsoft.com/office/word/2020/wordml/sdtdatahash" xmlns:w16se="http://schemas.microsoft.com/office/word/2015/wordml/symex" xmlns:wpg="http://schemas.microsoft.com/office/word/2010/wordprocessingGroup" xmlns:wpi="http://schemas.microsoft.com/office/word/2010/wordprocessingInk" xmlns:wne="http://schemas.microsoft.com/office/word/2006/wordml" xmlns:wps="http://schemas.microsoft.com/office/word/2010/wordprocessingShape" mc:Ignorable="w14 w15 w16se w16cid w16 w16cex w16sdtdh wp14">
+<w:numbering xmlns:wpc="http://schemas.microsoft.com/office/word/2010/wordprocessingCanvas" xmlns:cx="http://schemas.microsoft.com/office/drawing/2014/chartex" xmlns:cx1="http://schemas.microsoft.com/office/drawing/2015/9/8/chartex" xmlns:cx2="http://schemas.microsoft.com/office/drawing/2015/10/21/chartex" xmlns:cx3="http://schemas.microsoft.com/office/drawing/2016/5/9/chartex" xmlns:cx4="http://schemas.microsoft.com/office/drawing/2016/5/10/chartex" xmlns:cx5="http://schemas.microsoft.com/office/drawing/2016/5/11/chartex" xmlns:cx6="http://schemas.microsoft.com/office/drawing/2016/5/12/chartex" xmlns:cx7="http://schemas.microsoft.com/office/drawing/2016/5/13/chartex" xmlns:cx8="http://schemas.microsoft.com/office/drawing/2016/5/14/chartex" xmlns:mc="http://schemas.openxmlformats.org/markup-compatibility/2006" xmlns:aink="http://schemas.microsoft.com/office/drawing/2016/ink" xmlns:am3d="http://schemas.microsoft.com/office/drawing/2017/model3d" xmlns:o="urn:schemas-microsoft-com:office:office" xmlns:oel="http://schemas.microsoft.com/office/2019/extlst" xmlns:r="http://schemas.openxmlformats.org/officeDocument/2006/relationships" xmlns:m="http://schemas.openxmlformats.org/officeDocument/2006/math" xmlns:v="urn:schemas-microsoft-com:vml" xmlns:wp14="http://schemas.microsoft.com/office/word/2010/wordprocessingDrawing" xmlns:wp="http://schemas.openxmlformats.org/drawingml/2006/wordprocessingDrawing" xmlns:w10="urn:schemas-microsoft-com:office:word" xmlns:w="http://schemas.openxmlformats.org/wordprocessingml/2006/main" xmlns:w14="http://schemas.microsoft.com/office/word/2010/wordml" xmlns:w15="http://schemas.microsoft.com/office/word/2012/wordml" xmlns:w16cex="http://schemas.microsoft.com/office/word/2018/wordml/cex" xmlns:w16cid="http://schemas.microsoft.com/office/word/2016/wordml/cid" xmlns:w16="http://schemas.microsoft.com/office/word/2018/wordml" xmlns:w16du="http://schemas.microsoft.com/office/word/2023/wordml/word16du" xmlns:w16sdtdh="http://schemas.microsoft.com/office/word/2020/wordml/sdtdatahash" xmlns:w16se="http://schemas.microsoft.com/office/word/2015/wordml/symex" xmlns:wpg="http://schemas.microsoft.com/office/word/2010/wordprocessingGroup" xmlns:wpi="http://schemas.microsoft.com/office/word/2010/wordprocessingInk" xmlns:wne="http://schemas.microsoft.com/office/word/2006/wordml" xmlns:wps="http://schemas.microsoft.com/office/word/2010/wordprocessingShape" mc:Ignorable="w14 w15 w16se w16cid w16 w16cex w16sdtdh w16du wp14">
   <w:abstractNum w:abstractNumId="0" w15:restartNumberingAfterBreak="0">
     <w:nsid w:val="0C13555B"/>
     <w:multiLevelType w:val="hybridMultilevel"/>
@@ -6057,32 +5574,32 @@
       </w:rPr>
     </w:lvl>
   </w:abstractNum>
-  <w:num w:numId="1">
+  <w:num w:numId="1" w16cid:durableId="285963084">
     <w:abstractNumId w:val="5"/>
   </w:num>
-  <w:num w:numId="2">
+  <w:num w:numId="2" w16cid:durableId="1923416751">
     <w:abstractNumId w:val="6"/>
   </w:num>
-  <w:num w:numId="3">
+  <w:num w:numId="3" w16cid:durableId="1374768978">
     <w:abstractNumId w:val="3"/>
   </w:num>
-  <w:num w:numId="4">
+  <w:num w:numId="4" w16cid:durableId="945237374">
     <w:abstractNumId w:val="4"/>
   </w:num>
-  <w:num w:numId="5">
+  <w:num w:numId="5" w16cid:durableId="485052412">
     <w:abstractNumId w:val="0"/>
   </w:num>
-  <w:num w:numId="6">
+  <w:num w:numId="6" w16cid:durableId="1807774003">
     <w:abstractNumId w:val="1"/>
   </w:num>
-  <w:num w:numId="7">
+  <w:num w:numId="7" w16cid:durableId="1935092347">
     <w:abstractNumId w:val="2"/>
   </w:num>
 </w:numbering>
 </file>
 
 <file path=word/styles.xml><?xml version="1.0" encoding="utf-8"?>
-<w:styles xmlns:mc="http://schemas.openxmlformats.org/markup-compatibility/2006" xmlns:r="http://schemas.openxmlformats.org/officeDocument/2006/relationships" xmlns:w="http://schemas.openxmlformats.org/wordprocessingml/2006/main" xmlns:w14="http://schemas.microsoft.com/office/word/2010/wordml" xmlns:w15="http://schemas.microsoft.com/office/word/2012/wordml" xmlns:w16cex="http://schemas.microsoft.com/office/word/2018/wordml/cex" xmlns:w16cid="http://schemas.microsoft.com/office/word/2016/wordml/cid" xmlns:w16="http://schemas.microsoft.com/office/word/2018/wordml" xmlns:w16sdtdh="http://schemas.microsoft.com/office/word/2020/wordml/sdtdatahash" xmlns:w16se="http://schemas.microsoft.com/office/word/2015/wordml/symex" mc:Ignorable="w14 w15 w16se w16cid w16 w16cex w16sdtdh">
+<w:styles xmlns:mc="http://schemas.openxmlformats.org/markup-compatibility/2006" xmlns:r="http://schemas.openxmlformats.org/officeDocument/2006/relationships" xmlns:w="http://schemas.openxmlformats.org/wordprocessingml/2006/main" xmlns:w14="http://schemas.microsoft.com/office/word/2010/wordml" xmlns:w15="http://schemas.microsoft.com/office/word/2012/wordml" xmlns:w16cex="http://schemas.microsoft.com/office/word/2018/wordml/cex" xmlns:w16cid="http://schemas.microsoft.com/office/word/2016/wordml/cid" xmlns:w16="http://schemas.microsoft.com/office/word/2018/wordml" xmlns:w16du="http://schemas.microsoft.com/office/word/2023/wordml/word16du" xmlns:w16sdtdh="http://schemas.microsoft.com/office/word/2020/wordml/sdtdatahash" xmlns:w16se="http://schemas.microsoft.com/office/word/2015/wordml/symex" mc:Ignorable="w14 w15 w16se w16cid w16 w16cex w16sdtdh w16du">
   <w:docDefaults>
     <w:rPrDefault>
       <w:rPr>
@@ -6519,6 +6036,29 @@
       <w:contextualSpacing/>
     </w:pPr>
   </w:style>
+  <w:style w:type="character" w:styleId="Hyperlink">
+    <w:name w:val="Hyperlink"/>
+    <w:basedOn w:val="DefaultParagraphFont"/>
+    <w:uiPriority w:val="99"/>
+    <w:unhideWhenUsed/>
+    <w:rsid w:val="00254A55"/>
+    <w:rPr>
+      <w:color w:val="0563C1" w:themeColor="hyperlink"/>
+      <w:u w:val="single"/>
+    </w:rPr>
+  </w:style>
+  <w:style w:type="character" w:styleId="UnresolvedMention">
+    <w:name w:val="Unresolved Mention"/>
+    <w:basedOn w:val="DefaultParagraphFont"/>
+    <w:uiPriority w:val="99"/>
+    <w:semiHidden/>
+    <w:unhideWhenUsed/>
+    <w:rsid w:val="00254A55"/>
+    <w:rPr>
+      <w:color w:val="605E5C"/>
+      <w:shd w:val="clear" w:color="auto" w:fill="E1DFDD"/>
+    </w:rPr>
+  </w:style>
 </w:styles>
 </file>
 
